--- a/technical_specs.docx
+++ b/technical_specs.docx
@@ -76,39 +76,7 @@
           <w:sz w:val="16"/>
           <w:szCs w:val="16"/>
         </w:rPr>
-        <w:t>L</w:t>
-      </w:r>
-      <w:r>
-        <w:rPr>
-          <w:rFonts w:ascii="Times New Roman" w:hAnsi="Times New Roman" w:cs="Times New Roman"/>
-          <w:sz w:val="16"/>
-          <w:szCs w:val="16"/>
-        </w:rPr>
-        <w:t>oan</w:t>
-      </w:r>
-      <w:r>
-        <w:rPr>
-          <w:rFonts w:ascii="Times New Roman" w:hAnsi="Times New Roman" w:cs="Times New Roman"/>
-          <w:sz w:val="16"/>
-          <w:szCs w:val="16"/>
-        </w:rPr>
-        <w:t>/L</w:t>
-      </w:r>
-      <w:r>
-        <w:rPr>
-          <w:rFonts w:ascii="Times New Roman" w:hAnsi="Times New Roman" w:cs="Times New Roman"/>
-          <w:sz w:val="16"/>
-          <w:szCs w:val="16"/>
-        </w:rPr>
-        <w:t>ease</w:t>
-      </w:r>
-      <w:r>
-        <w:rPr>
-          <w:rFonts w:ascii="Times New Roman" w:hAnsi="Times New Roman" w:cs="Times New Roman"/>
-          <w:sz w:val="16"/>
-          <w:szCs w:val="16"/>
-        </w:rPr>
-        <w:t xml:space="preserve"> app</w:t>
+        <w:t>P2P Loan Application</w:t>
       </w:r>
       <w:r>
         <w:rPr>
@@ -175,15 +143,39 @@
           <w:sz w:val="16"/>
           <w:szCs w:val="16"/>
         </w:rPr>
-        <w:t>loans, investors can gi</w:t>
-      </w:r>
-      <w:r>
-        <w:rPr>
-          <w:rFonts w:ascii="Times New Roman" w:hAnsi="Times New Roman" w:cs="Times New Roman"/>
-          <w:sz w:val="16"/>
-          <w:szCs w:val="16"/>
-        </w:rPr>
-        <w:t>ve out loan. (P2P lending platform</w:t>
+        <w:t xml:space="preserve">loans from investors willing to </w:t>
+      </w:r>
+      <w:r>
+        <w:rPr>
+          <w:rFonts w:ascii="Times New Roman" w:hAnsi="Times New Roman" w:cs="Times New Roman"/>
+          <w:sz w:val="16"/>
+          <w:szCs w:val="16"/>
+        </w:rPr>
+        <w:t>gi</w:t>
+      </w:r>
+      <w:r>
+        <w:rPr>
+          <w:rFonts w:ascii="Times New Roman" w:hAnsi="Times New Roman" w:cs="Times New Roman"/>
+          <w:sz w:val="16"/>
+          <w:szCs w:val="16"/>
+        </w:rPr>
+        <w:t>ve out loan</w:t>
+      </w:r>
+      <w:r>
+        <w:rPr>
+          <w:rFonts w:ascii="Times New Roman" w:hAnsi="Times New Roman" w:cs="Times New Roman"/>
+          <w:sz w:val="16"/>
+          <w:szCs w:val="16"/>
+        </w:rPr>
+        <w:t>s</w:t>
+      </w:r>
+      <w:r>
+        <w:rPr>
+          <w:rFonts w:ascii="Times New Roman" w:hAnsi="Times New Roman" w:cs="Times New Roman"/>
+          <w:sz w:val="16"/>
+          <w:szCs w:val="16"/>
+        </w:rPr>
+        <w:t>. (P2P lending platform</w:t>
       </w:r>
       <w:r>
         <w:rPr>
@@ -221,6 +213,15 @@
         </w:rPr>
         <w:t xml:space="preserve"> </w:t>
       </w:r>
+    </w:p>
+    <w:p>
+      <w:pPr>
+        <w:rPr>
+          <w:rFonts w:ascii="Times New Roman" w:hAnsi="Times New Roman" w:cs="Times New Roman"/>
+          <w:sz w:val="16"/>
+          <w:szCs w:val="16"/>
+        </w:rPr>
+      </w:pPr>
       <w:r>
         <w:rPr>
           <w:rFonts w:ascii="Times New Roman" w:hAnsi="Times New Roman" w:cs="Times New Roman"/>
@@ -228,7 +229,15 @@
           <w:sz w:val="16"/>
           <w:szCs w:val="16"/>
         </w:rPr>
-        <w:t>Loan@</w:t>
+        <w:t xml:space="preserve">Type: </w:t>
+      </w:r>
+      <w:r>
+        <w:rPr>
+          <w:rFonts w:ascii="Times New Roman" w:hAnsi="Times New Roman" w:cs="Times New Roman"/>
+          <w:sz w:val="16"/>
+          <w:szCs w:val="16"/>
+        </w:rPr>
+        <w:t>monolithic app</w:t>
       </w:r>
     </w:p>
     <w:p>
@@ -246,15 +255,95 @@
           <w:sz w:val="16"/>
           <w:szCs w:val="16"/>
         </w:rPr>
-        <w:t xml:space="preserve">Type: </w:t>
-      </w:r>
-      <w:r>
-        <w:rPr>
-          <w:rFonts w:ascii="Times New Roman" w:hAnsi="Times New Roman" w:cs="Times New Roman"/>
-          <w:sz w:val="16"/>
-          <w:szCs w:val="16"/>
-        </w:rPr>
-        <w:t>monolithic app</w:t>
+        <w:t xml:space="preserve">Tools/Tech Stack: </w:t>
+      </w:r>
+      <w:proofErr w:type="spellStart"/>
+      <w:proofErr w:type="gramStart"/>
+      <w:r>
+        <w:rPr>
+          <w:rFonts w:ascii="Times New Roman" w:hAnsi="Times New Roman" w:cs="Times New Roman"/>
+          <w:sz w:val="16"/>
+          <w:szCs w:val="16"/>
+        </w:rPr>
+        <w:t>ReactJs</w:t>
+      </w:r>
+      <w:proofErr w:type="spellEnd"/>
+      <w:r>
+        <w:rPr>
+          <w:rFonts w:ascii="Times New Roman" w:hAnsi="Times New Roman" w:cs="Times New Roman"/>
+          <w:sz w:val="16"/>
+          <w:szCs w:val="16"/>
+        </w:rPr>
+        <w:t xml:space="preserve"> ,</w:t>
+      </w:r>
+      <w:proofErr w:type="gramEnd"/>
+      <w:r>
+        <w:rPr>
+          <w:rFonts w:ascii="Times New Roman" w:hAnsi="Times New Roman" w:cs="Times New Roman"/>
+          <w:sz w:val="16"/>
+          <w:szCs w:val="16"/>
+        </w:rPr>
+        <w:t xml:space="preserve"> </w:t>
+      </w:r>
+      <w:proofErr w:type="spellStart"/>
+      <w:r>
+        <w:rPr>
+          <w:rFonts w:ascii="Times New Roman" w:hAnsi="Times New Roman" w:cs="Times New Roman"/>
+          <w:sz w:val="16"/>
+          <w:szCs w:val="16"/>
+        </w:rPr>
+        <w:t>Axios</w:t>
+      </w:r>
+      <w:proofErr w:type="spellEnd"/>
+      <w:r>
+        <w:rPr>
+          <w:rFonts w:ascii="Times New Roman" w:hAnsi="Times New Roman" w:cs="Times New Roman"/>
+          <w:sz w:val="16"/>
+          <w:szCs w:val="16"/>
+        </w:rPr>
+        <w:t>,</w:t>
+      </w:r>
+      <w:r>
+        <w:rPr>
+          <w:rFonts w:ascii="Times New Roman" w:hAnsi="Times New Roman" w:cs="Times New Roman"/>
+          <w:sz w:val="16"/>
+          <w:szCs w:val="16"/>
+        </w:rPr>
+        <w:t xml:space="preserve"> </w:t>
+      </w:r>
+      <w:proofErr w:type="spellStart"/>
+      <w:r>
+        <w:rPr>
+          <w:rFonts w:ascii="Times New Roman" w:hAnsi="Times New Roman" w:cs="Times New Roman"/>
+          <w:sz w:val="16"/>
+          <w:szCs w:val="16"/>
+        </w:rPr>
+        <w:t>JavaSpringboot</w:t>
+      </w:r>
+      <w:proofErr w:type="spellEnd"/>
+      <w:r>
+        <w:rPr>
+          <w:rFonts w:ascii="Times New Roman" w:hAnsi="Times New Roman" w:cs="Times New Roman"/>
+          <w:sz w:val="16"/>
+          <w:szCs w:val="16"/>
+        </w:rPr>
+        <w:t>, MySQL</w:t>
+      </w:r>
+      <w:r>
+        <w:rPr>
+          <w:rFonts w:ascii="Times New Roman" w:hAnsi="Times New Roman" w:cs="Times New Roman"/>
+          <w:sz w:val="16"/>
+          <w:szCs w:val="16"/>
+        </w:rPr>
+        <w:t>, Payment gateway</w:t>
+      </w:r>
+      <w:r>
+        <w:rPr>
+          <w:rFonts w:ascii="Times New Roman" w:hAnsi="Times New Roman" w:cs="Times New Roman"/>
+          <w:sz w:val="16"/>
+          <w:szCs w:val="16"/>
+        </w:rPr>
+        <w:t>, AI credit scoring.</w:t>
       </w:r>
     </w:p>
     <w:p>
@@ -272,7 +361,57 @@
           <w:sz w:val="16"/>
           <w:szCs w:val="16"/>
         </w:rPr>
-        <w:t xml:space="preserve">Tools/Tech Stack: </w:t>
+        <w:t>Actors:</w:t>
+      </w:r>
+      <w:r>
+        <w:rPr>
+          <w:rFonts w:ascii="Times New Roman" w:hAnsi="Times New Roman" w:cs="Times New Roman"/>
+          <w:color w:val="833C0B" w:themeColor="accent2" w:themeShade="80"/>
+          <w:sz w:val="16"/>
+          <w:szCs w:val="16"/>
+        </w:rPr>
+        <w:t xml:space="preserve"> </w:t>
+      </w:r>
+      <w:r>
+        <w:rPr>
+          <w:rFonts w:ascii="Times New Roman" w:hAnsi="Times New Roman" w:cs="Times New Roman"/>
+          <w:sz w:val="16"/>
+          <w:szCs w:val="16"/>
+        </w:rPr>
+        <w:t>Guest</w:t>
+      </w:r>
+      <w:r>
+        <w:rPr>
+          <w:rFonts w:ascii="Times New Roman" w:hAnsi="Times New Roman" w:cs="Times New Roman"/>
+          <w:color w:val="833C0B" w:themeColor="accent2" w:themeShade="80"/>
+          <w:sz w:val="16"/>
+          <w:szCs w:val="16"/>
+        </w:rPr>
+        <w:t xml:space="preserve">, </w:t>
+      </w:r>
+      <w:r>
+        <w:rPr>
+          <w:rFonts w:ascii="Times New Roman" w:hAnsi="Times New Roman" w:cs="Times New Roman"/>
+          <w:sz w:val="16"/>
+          <w:szCs w:val="16"/>
+        </w:rPr>
+        <w:t>Users</w:t>
+      </w:r>
+      <w:r>
+        <w:rPr>
+          <w:rFonts w:ascii="Times New Roman" w:hAnsi="Times New Roman" w:cs="Times New Roman"/>
+          <w:sz w:val="16"/>
+          <w:szCs w:val="16"/>
+        </w:rPr>
+        <w:t xml:space="preserve">, </w:t>
+      </w:r>
+      <w:r>
+        <w:rPr>
+          <w:rFonts w:ascii="Times New Roman" w:hAnsi="Times New Roman" w:cs="Times New Roman"/>
+          <w:sz w:val="16"/>
+          <w:szCs w:val="16"/>
+        </w:rPr>
+        <w:t xml:space="preserve">Admin, </w:t>
       </w:r>
       <w:proofErr w:type="spellStart"/>
       <w:r>
@@ -281,34 +420,167 @@
           <w:sz w:val="16"/>
           <w:szCs w:val="16"/>
         </w:rPr>
-        <w:t>ReactJs</w:t>
+        <w:t>SuperAdmin</w:t>
       </w:r>
       <w:proofErr w:type="spellEnd"/>
-      <w:r>
-        <w:rPr>
-          <w:rFonts w:ascii="Times New Roman" w:hAnsi="Times New Roman" w:cs="Times New Roman"/>
-          <w:sz w:val="16"/>
-          <w:szCs w:val="16"/>
-        </w:rPr>
-        <w:t xml:space="preserve"> , </w:t>
-      </w:r>
+    </w:p>
+    <w:p>
+      <w:pPr>
+        <w:rPr>
+          <w:rFonts w:ascii="Times New Roman" w:hAnsi="Times New Roman" w:cs="Times New Roman"/>
+          <w:color w:val="833C0B" w:themeColor="accent2" w:themeShade="80"/>
+          <w:sz w:val="16"/>
+          <w:szCs w:val="16"/>
+        </w:rPr>
+      </w:pPr>
+      <w:r>
+        <w:rPr>
+          <w:rFonts w:ascii="Times New Roman" w:hAnsi="Times New Roman" w:cs="Times New Roman"/>
+          <w:color w:val="833C0B" w:themeColor="accent2" w:themeShade="80"/>
+          <w:sz w:val="16"/>
+          <w:szCs w:val="16"/>
+        </w:rPr>
+        <w:t>Use cases</w:t>
+      </w:r>
+      <w:r>
+        <w:rPr>
+          <w:rFonts w:ascii="Times New Roman" w:hAnsi="Times New Roman" w:cs="Times New Roman"/>
+          <w:color w:val="833C0B" w:themeColor="accent2" w:themeShade="80"/>
+          <w:sz w:val="16"/>
+          <w:szCs w:val="16"/>
+        </w:rPr>
+        <w:t>:</w:t>
+      </w:r>
+      <w:r>
+        <w:rPr>
+          <w:rFonts w:ascii="Times New Roman" w:hAnsi="Times New Roman" w:cs="Times New Roman"/>
+          <w:color w:val="833C0B" w:themeColor="accent2" w:themeShade="80"/>
+          <w:sz w:val="16"/>
+          <w:szCs w:val="16"/>
+        </w:rPr>
+        <w:t xml:space="preserve"> </w:t>
+      </w:r>
+      <w:r>
+        <w:rPr>
+          <w:rFonts w:ascii="Times New Roman" w:hAnsi="Times New Roman" w:cs="Times New Roman"/>
+          <w:color w:val="833C0B" w:themeColor="accent2" w:themeShade="80"/>
+          <w:sz w:val="16"/>
+          <w:szCs w:val="16"/>
+        </w:rPr>
+        <w:t>{</w:t>
+      </w:r>
+    </w:p>
+    <w:p>
+      <w:pPr>
+        <w:rPr>
+          <w:rFonts w:ascii="Times New Roman" w:hAnsi="Times New Roman" w:cs="Times New Roman"/>
+          <w:color w:val="806000" w:themeColor="accent4" w:themeShade="80"/>
+          <w:sz w:val="16"/>
+          <w:szCs w:val="16"/>
+        </w:rPr>
+      </w:pPr>
       <w:proofErr w:type="spellStart"/>
       <w:r>
         <w:rPr>
           <w:rFonts w:ascii="Times New Roman" w:hAnsi="Times New Roman" w:cs="Times New Roman"/>
-          <w:sz w:val="16"/>
-          <w:szCs w:val="16"/>
-        </w:rPr>
-        <w:t>Axios</w:t>
+          <w:color w:val="806000" w:themeColor="accent4" w:themeShade="80"/>
+          <w:sz w:val="16"/>
+          <w:szCs w:val="16"/>
+        </w:rPr>
+        <w:t>Client</w:t>
+      </w:r>
+      <w:r>
+        <w:rPr>
+          <w:rFonts w:ascii="Times New Roman" w:hAnsi="Times New Roman" w:cs="Times New Roman"/>
+          <w:color w:val="806000" w:themeColor="accent4" w:themeShade="80"/>
+          <w:sz w:val="16"/>
+          <w:szCs w:val="16"/>
+        </w:rPr>
+        <w:t>_User</w:t>
       </w:r>
       <w:proofErr w:type="spellEnd"/>
       <w:r>
         <w:rPr>
           <w:rFonts w:ascii="Times New Roman" w:hAnsi="Times New Roman" w:cs="Times New Roman"/>
-          <w:sz w:val="16"/>
-          <w:szCs w:val="16"/>
-        </w:rPr>
-        <w:t>,</w:t>
+          <w:color w:val="806000" w:themeColor="accent4" w:themeShade="80"/>
+          <w:sz w:val="16"/>
+          <w:szCs w:val="16"/>
+        </w:rPr>
+        <w:t xml:space="preserve">: </w:t>
+      </w:r>
+    </w:p>
+    <w:p>
+      <w:pPr>
+        <w:pStyle w:val="ListParagraph"/>
+        <w:numPr>
+          <w:ilvl w:val="0"/>
+          <w:numId w:val="1"/>
+        </w:numPr>
+        <w:rPr>
+          <w:rFonts w:ascii="Times New Roman" w:hAnsi="Times New Roman" w:cs="Times New Roman"/>
+          <w:sz w:val="16"/>
+          <w:szCs w:val="16"/>
+        </w:rPr>
+      </w:pPr>
+      <w:r>
+        <w:rPr>
+          <w:rFonts w:ascii="Times New Roman" w:hAnsi="Times New Roman" w:cs="Times New Roman"/>
+          <w:sz w:val="16"/>
+          <w:szCs w:val="16"/>
+        </w:rPr>
+        <w:t>login</w:t>
+      </w:r>
+      <w:r>
+        <w:rPr>
+          <w:rFonts w:ascii="Times New Roman" w:hAnsi="Times New Roman" w:cs="Times New Roman"/>
+          <w:sz w:val="16"/>
+          <w:szCs w:val="16"/>
+        </w:rPr>
+        <w:t>/logout</w:t>
+      </w:r>
+    </w:p>
+    <w:p>
+      <w:pPr>
+        <w:pStyle w:val="ListParagraph"/>
+        <w:numPr>
+          <w:ilvl w:val="0"/>
+          <w:numId w:val="1"/>
+        </w:numPr>
+        <w:rPr>
+          <w:rFonts w:ascii="Times New Roman" w:hAnsi="Times New Roman" w:cs="Times New Roman"/>
+          <w:sz w:val="16"/>
+          <w:szCs w:val="16"/>
+        </w:rPr>
+      </w:pPr>
+      <w:r>
+        <w:rPr>
+          <w:rFonts w:ascii="Times New Roman" w:hAnsi="Times New Roman" w:cs="Times New Roman"/>
+          <w:sz w:val="16"/>
+          <w:szCs w:val="16"/>
+        </w:rPr>
+        <w:t>manage profile</w:t>
+      </w:r>
+    </w:p>
+    <w:p>
+      <w:pPr>
+        <w:pStyle w:val="ListParagraph"/>
+        <w:numPr>
+          <w:ilvl w:val="0"/>
+          <w:numId w:val="1"/>
+        </w:numPr>
+        <w:rPr>
+          <w:rFonts w:ascii="Times New Roman" w:hAnsi="Times New Roman" w:cs="Times New Roman"/>
+          <w:sz w:val="16"/>
+          <w:szCs w:val="16"/>
+        </w:rPr>
+      </w:pPr>
+      <w:r>
+        <w:rPr>
+          <w:rFonts w:ascii="Times New Roman" w:hAnsi="Times New Roman" w:cs="Times New Roman"/>
+          <w:sz w:val="16"/>
+          <w:szCs w:val="16"/>
+        </w:rPr>
+        <w:t>Request a loan</w:t>
       </w:r>
       <w:r>
         <w:rPr>
@@ -318,6 +590,226 @@
         </w:rPr>
         <w:t xml:space="preserve"> </w:t>
       </w:r>
+      <w:r>
+        <w:rPr>
+          <w:rFonts w:ascii="Times New Roman" w:hAnsi="Times New Roman" w:cs="Times New Roman"/>
+          <w:sz w:val="16"/>
+          <w:szCs w:val="16"/>
+        </w:rPr>
+        <w:t>*</w:t>
+      </w:r>
+    </w:p>
+    <w:p>
+      <w:pPr>
+        <w:pStyle w:val="ListParagraph"/>
+        <w:numPr>
+          <w:ilvl w:val="0"/>
+          <w:numId w:val="1"/>
+        </w:numPr>
+        <w:rPr>
+          <w:rFonts w:ascii="Times New Roman" w:hAnsi="Times New Roman" w:cs="Times New Roman"/>
+          <w:sz w:val="16"/>
+          <w:szCs w:val="16"/>
+        </w:rPr>
+      </w:pPr>
+      <w:r>
+        <w:rPr>
+          <w:rFonts w:ascii="Times New Roman" w:hAnsi="Times New Roman" w:cs="Times New Roman"/>
+          <w:sz w:val="16"/>
+          <w:szCs w:val="16"/>
+        </w:rPr>
+        <w:t>See my</w:t>
+      </w:r>
+      <w:r>
+        <w:rPr>
+          <w:rFonts w:ascii="Times New Roman" w:hAnsi="Times New Roman" w:cs="Times New Roman"/>
+          <w:sz w:val="16"/>
+          <w:szCs w:val="16"/>
+        </w:rPr>
+        <w:t xml:space="preserve"> loan requests</w:t>
+      </w:r>
+    </w:p>
+    <w:p>
+      <w:pPr>
+        <w:pStyle w:val="ListParagraph"/>
+        <w:numPr>
+          <w:ilvl w:val="0"/>
+          <w:numId w:val="1"/>
+        </w:numPr>
+        <w:rPr>
+          <w:rFonts w:ascii="Times New Roman" w:hAnsi="Times New Roman" w:cs="Times New Roman"/>
+          <w:sz w:val="16"/>
+          <w:szCs w:val="16"/>
+        </w:rPr>
+      </w:pPr>
+      <w:r>
+        <w:rPr>
+          <w:rFonts w:ascii="Times New Roman" w:hAnsi="Times New Roman" w:cs="Times New Roman"/>
+          <w:sz w:val="16"/>
+          <w:szCs w:val="16"/>
+        </w:rPr>
+        <w:t>see</w:t>
+      </w:r>
+      <w:r>
+        <w:rPr>
+          <w:rFonts w:ascii="Times New Roman" w:hAnsi="Times New Roman" w:cs="Times New Roman"/>
+          <w:sz w:val="16"/>
+          <w:szCs w:val="16"/>
+        </w:rPr>
+        <w:t xml:space="preserve"> </w:t>
+      </w:r>
+      <w:r>
+        <w:rPr>
+          <w:rFonts w:ascii="Times New Roman" w:hAnsi="Times New Roman" w:cs="Times New Roman"/>
+          <w:sz w:val="16"/>
+          <w:szCs w:val="16"/>
+        </w:rPr>
+        <w:t xml:space="preserve">my </w:t>
+      </w:r>
+      <w:r>
+        <w:rPr>
+          <w:rFonts w:ascii="Times New Roman" w:hAnsi="Times New Roman" w:cs="Times New Roman"/>
+          <w:sz w:val="16"/>
+          <w:szCs w:val="16"/>
+        </w:rPr>
+        <w:t>active loans</w:t>
+      </w:r>
+    </w:p>
+    <w:p>
+      <w:pPr>
+        <w:pStyle w:val="ListParagraph"/>
+        <w:numPr>
+          <w:ilvl w:val="0"/>
+          <w:numId w:val="1"/>
+        </w:numPr>
+        <w:rPr>
+          <w:rFonts w:ascii="Times New Roman" w:hAnsi="Times New Roman" w:cs="Times New Roman"/>
+          <w:sz w:val="16"/>
+          <w:szCs w:val="16"/>
+        </w:rPr>
+      </w:pPr>
+      <w:r>
+        <w:rPr>
+          <w:rFonts w:ascii="Times New Roman" w:hAnsi="Times New Roman" w:cs="Times New Roman"/>
+          <w:sz w:val="16"/>
+          <w:szCs w:val="16"/>
+        </w:rPr>
+        <w:t xml:space="preserve">see </w:t>
+      </w:r>
+      <w:r>
+        <w:rPr>
+          <w:rFonts w:ascii="Times New Roman" w:hAnsi="Times New Roman" w:cs="Times New Roman"/>
+          <w:sz w:val="16"/>
+          <w:szCs w:val="16"/>
+        </w:rPr>
+        <w:t>loans</w:t>
+      </w:r>
+      <w:r>
+        <w:rPr>
+          <w:rFonts w:ascii="Times New Roman" w:hAnsi="Times New Roman" w:cs="Times New Roman"/>
+          <w:sz w:val="16"/>
+          <w:szCs w:val="16"/>
+        </w:rPr>
+        <w:t xml:space="preserve"> history</w:t>
+      </w:r>
+    </w:p>
+    <w:p>
+      <w:pPr>
+        <w:pStyle w:val="ListParagraph"/>
+        <w:numPr>
+          <w:ilvl w:val="0"/>
+          <w:numId w:val="1"/>
+        </w:numPr>
+        <w:rPr>
+          <w:rFonts w:ascii="Times New Roman" w:hAnsi="Times New Roman" w:cs="Times New Roman"/>
+          <w:sz w:val="16"/>
+          <w:szCs w:val="16"/>
+        </w:rPr>
+      </w:pPr>
+      <w:r>
+        <w:rPr>
+          <w:rFonts w:ascii="Times New Roman" w:hAnsi="Times New Roman" w:cs="Times New Roman"/>
+          <w:sz w:val="16"/>
+          <w:szCs w:val="16"/>
+        </w:rPr>
+        <w:t>make loan payment</w:t>
+      </w:r>
+      <w:r>
+        <w:rPr>
+          <w:rFonts w:ascii="Times New Roman" w:hAnsi="Times New Roman" w:cs="Times New Roman"/>
+          <w:sz w:val="16"/>
+          <w:szCs w:val="16"/>
+        </w:rPr>
+        <w:t xml:space="preserve"> </w:t>
+      </w:r>
+      <w:r>
+        <w:rPr>
+          <w:rFonts w:ascii="Times New Roman" w:hAnsi="Times New Roman" w:cs="Times New Roman"/>
+          <w:sz w:val="16"/>
+          <w:szCs w:val="16"/>
+        </w:rPr>
+        <w:t>*</w:t>
+      </w:r>
+    </w:p>
+    <w:p>
+      <w:pPr>
+        <w:pStyle w:val="ListParagraph"/>
+        <w:numPr>
+          <w:ilvl w:val="0"/>
+          <w:numId w:val="1"/>
+        </w:numPr>
+        <w:rPr>
+          <w:rFonts w:ascii="Times New Roman" w:hAnsi="Times New Roman" w:cs="Times New Roman"/>
+          <w:sz w:val="16"/>
+          <w:szCs w:val="16"/>
+        </w:rPr>
+      </w:pPr>
+      <w:r>
+        <w:rPr>
+          <w:rFonts w:ascii="Times New Roman" w:hAnsi="Times New Roman" w:cs="Times New Roman"/>
+          <w:sz w:val="16"/>
+          <w:szCs w:val="16"/>
+        </w:rPr>
+        <w:t>view</w:t>
+      </w:r>
+      <w:r>
+        <w:rPr>
+          <w:rFonts w:ascii="Times New Roman" w:hAnsi="Times New Roman" w:cs="Times New Roman"/>
+          <w:sz w:val="16"/>
+          <w:szCs w:val="16"/>
+        </w:rPr>
+        <w:t xml:space="preserve"> my</w:t>
+      </w:r>
+      <w:r>
+        <w:rPr>
+          <w:rFonts w:ascii="Times New Roman" w:hAnsi="Times New Roman" w:cs="Times New Roman"/>
+          <w:sz w:val="16"/>
+          <w:szCs w:val="16"/>
+        </w:rPr>
+        <w:t xml:space="preserve"> transaction history</w:t>
+      </w:r>
+    </w:p>
+    <w:p>
+      <w:pPr>
+        <w:pStyle w:val="ListParagraph"/>
+        <w:numPr>
+          <w:ilvl w:val="0"/>
+          <w:numId w:val="1"/>
+        </w:numPr>
+        <w:rPr>
+          <w:rFonts w:ascii="Times New Roman" w:hAnsi="Times New Roman" w:cs="Times New Roman"/>
+          <w:sz w:val="16"/>
+          <w:szCs w:val="16"/>
+        </w:rPr>
+      </w:pPr>
+      <w:r>
+        <w:rPr>
+          <w:rFonts w:ascii="Times New Roman" w:hAnsi="Times New Roman" w:cs="Times New Roman"/>
+          <w:sz w:val="16"/>
+          <w:szCs w:val="16"/>
+        </w:rPr>
+        <w:t xml:space="preserve">view </w:t>
+      </w:r>
       <w:proofErr w:type="spellStart"/>
       <w:r>
         <w:rPr>
@@ -325,217 +817,540 @@
           <w:sz w:val="16"/>
           <w:szCs w:val="16"/>
         </w:rPr>
-        <w:t>JavaSpringboot</w:t>
+        <w:t>repayment_schedulling</w:t>
       </w:r>
       <w:proofErr w:type="spellEnd"/>
-      <w:r>
-        <w:rPr>
-          <w:rFonts w:ascii="Times New Roman" w:hAnsi="Times New Roman" w:cs="Times New Roman"/>
-          <w:sz w:val="16"/>
-          <w:szCs w:val="16"/>
-        </w:rPr>
-        <w:t>, MySQL</w:t>
-      </w:r>
-      <w:r>
-        <w:rPr>
-          <w:rFonts w:ascii="Times New Roman" w:hAnsi="Times New Roman" w:cs="Times New Roman"/>
-          <w:sz w:val="16"/>
-          <w:szCs w:val="16"/>
-        </w:rPr>
-        <w:t>, Payment gateway</w:t>
-      </w:r>
-    </w:p>
-    <w:p>
-      <w:pPr>
-        <w:rPr>
-          <w:rFonts w:ascii="Times New Roman" w:hAnsi="Times New Roman" w:cs="Times New Roman"/>
-          <w:sz w:val="16"/>
-          <w:szCs w:val="16"/>
-        </w:rPr>
-      </w:pPr>
-      <w:r>
-        <w:rPr>
-          <w:rFonts w:ascii="Times New Roman" w:hAnsi="Times New Roman" w:cs="Times New Roman"/>
-          <w:color w:val="833C0B" w:themeColor="accent2" w:themeShade="80"/>
-          <w:sz w:val="16"/>
-          <w:szCs w:val="16"/>
-        </w:rPr>
-        <w:t>Actors:</w:t>
-      </w:r>
-      <w:r>
-        <w:rPr>
-          <w:rFonts w:ascii="Times New Roman" w:hAnsi="Times New Roman" w:cs="Times New Roman"/>
-          <w:color w:val="833C0B" w:themeColor="accent2" w:themeShade="80"/>
+    </w:p>
+    <w:p>
+      <w:pPr>
+        <w:pStyle w:val="ListParagraph"/>
+        <w:numPr>
+          <w:ilvl w:val="0"/>
+          <w:numId w:val="1"/>
+        </w:numPr>
+        <w:rPr>
+          <w:rFonts w:ascii="Times New Roman" w:hAnsi="Times New Roman" w:cs="Times New Roman"/>
+          <w:sz w:val="16"/>
+          <w:szCs w:val="16"/>
+        </w:rPr>
+      </w:pPr>
+      <w:r>
+        <w:rPr>
+          <w:rFonts w:ascii="Times New Roman" w:hAnsi="Times New Roman" w:cs="Times New Roman"/>
+          <w:sz w:val="16"/>
+          <w:szCs w:val="16"/>
+        </w:rPr>
+        <w:t>raise a dispute</w:t>
+      </w:r>
+    </w:p>
+    <w:p>
+      <w:pPr>
+        <w:pStyle w:val="ListParagraph"/>
+        <w:rPr>
+          <w:rFonts w:ascii="Times New Roman" w:hAnsi="Times New Roman" w:cs="Times New Roman"/>
+          <w:sz w:val="16"/>
+          <w:szCs w:val="16"/>
+        </w:rPr>
+      </w:pPr>
+    </w:p>
+    <w:p>
+      <w:pPr>
+        <w:rPr>
+          <w:rFonts w:ascii="Times New Roman" w:hAnsi="Times New Roman" w:cs="Times New Roman"/>
+          <w:color w:val="806000" w:themeColor="accent4" w:themeShade="80"/>
+          <w:sz w:val="16"/>
+          <w:szCs w:val="16"/>
+        </w:rPr>
+      </w:pPr>
+      <w:proofErr w:type="spellStart"/>
+      <w:r>
+        <w:rPr>
+          <w:rFonts w:ascii="Times New Roman" w:hAnsi="Times New Roman" w:cs="Times New Roman"/>
+          <w:color w:val="806000" w:themeColor="accent4" w:themeShade="80"/>
+          <w:sz w:val="16"/>
+          <w:szCs w:val="16"/>
+        </w:rPr>
+        <w:t>Investor</w:t>
+      </w:r>
+      <w:r>
+        <w:rPr>
+          <w:rFonts w:ascii="Times New Roman" w:hAnsi="Times New Roman" w:cs="Times New Roman"/>
+          <w:color w:val="806000" w:themeColor="accent4" w:themeShade="80"/>
+          <w:sz w:val="16"/>
+          <w:szCs w:val="16"/>
+        </w:rPr>
+        <w:t>_User</w:t>
+      </w:r>
+      <w:proofErr w:type="spellEnd"/>
+      <w:r>
+        <w:rPr>
+          <w:rFonts w:ascii="Times New Roman" w:hAnsi="Times New Roman" w:cs="Times New Roman"/>
+          <w:color w:val="806000" w:themeColor="accent4" w:themeShade="80"/>
+          <w:sz w:val="16"/>
+          <w:szCs w:val="16"/>
+        </w:rPr>
+        <w:t xml:space="preserve">: </w:t>
+      </w:r>
+    </w:p>
+    <w:p>
+      <w:pPr>
+        <w:pStyle w:val="ListParagraph"/>
+        <w:numPr>
+          <w:ilvl w:val="0"/>
+          <w:numId w:val="1"/>
+        </w:numPr>
+        <w:rPr>
+          <w:rFonts w:ascii="Times New Roman" w:hAnsi="Times New Roman" w:cs="Times New Roman"/>
+          <w:sz w:val="16"/>
+          <w:szCs w:val="16"/>
+        </w:rPr>
+      </w:pPr>
+      <w:r>
+        <w:rPr>
+          <w:rFonts w:ascii="Times New Roman" w:hAnsi="Times New Roman" w:cs="Times New Roman"/>
+          <w:sz w:val="16"/>
+          <w:szCs w:val="16"/>
+        </w:rPr>
+        <w:t>login/logout</w:t>
+      </w:r>
+    </w:p>
+    <w:p>
+      <w:pPr>
+        <w:pStyle w:val="ListParagraph"/>
+        <w:numPr>
+          <w:ilvl w:val="0"/>
+          <w:numId w:val="1"/>
+        </w:numPr>
+        <w:rPr>
+          <w:rFonts w:ascii="Times New Roman" w:hAnsi="Times New Roman" w:cs="Times New Roman"/>
+          <w:sz w:val="16"/>
+          <w:szCs w:val="16"/>
+        </w:rPr>
+      </w:pPr>
+      <w:r>
+        <w:rPr>
+          <w:rFonts w:ascii="Times New Roman" w:hAnsi="Times New Roman" w:cs="Times New Roman"/>
+          <w:sz w:val="16"/>
+          <w:szCs w:val="16"/>
+        </w:rPr>
+        <w:t>manage profile</w:t>
+      </w:r>
+    </w:p>
+    <w:p>
+      <w:pPr>
+        <w:pStyle w:val="ListParagraph"/>
+        <w:numPr>
+          <w:ilvl w:val="0"/>
+          <w:numId w:val="1"/>
+        </w:numPr>
+        <w:rPr>
+          <w:rFonts w:ascii="Times New Roman" w:hAnsi="Times New Roman" w:cs="Times New Roman"/>
+          <w:sz w:val="16"/>
+          <w:szCs w:val="16"/>
+        </w:rPr>
+      </w:pPr>
+      <w:r>
+        <w:rPr>
+          <w:rFonts w:ascii="Times New Roman" w:hAnsi="Times New Roman" w:cs="Times New Roman"/>
+          <w:sz w:val="16"/>
+          <w:szCs w:val="16"/>
+        </w:rPr>
+        <w:t>view loan request list</w:t>
+      </w:r>
+    </w:p>
+    <w:p>
+      <w:pPr>
+        <w:pStyle w:val="ListParagraph"/>
+        <w:numPr>
+          <w:ilvl w:val="0"/>
+          <w:numId w:val="1"/>
+        </w:numPr>
+        <w:rPr>
+          <w:rFonts w:ascii="Times New Roman" w:hAnsi="Times New Roman" w:cs="Times New Roman"/>
+          <w:sz w:val="16"/>
+          <w:szCs w:val="16"/>
+        </w:rPr>
+      </w:pPr>
+      <w:r>
+        <w:rPr>
+          <w:rFonts w:ascii="Times New Roman" w:hAnsi="Times New Roman" w:cs="Times New Roman"/>
+          <w:sz w:val="16"/>
+          <w:szCs w:val="16"/>
+        </w:rPr>
+        <w:t>Match</w:t>
+      </w:r>
+      <w:r>
+        <w:rPr>
+          <w:rFonts w:ascii="Times New Roman" w:hAnsi="Times New Roman" w:cs="Times New Roman"/>
+          <w:sz w:val="16"/>
+          <w:szCs w:val="16"/>
+        </w:rPr>
+        <w:t xml:space="preserve"> a loan</w:t>
+      </w:r>
+      <w:r>
+        <w:rPr>
+          <w:rFonts w:ascii="Times New Roman" w:hAnsi="Times New Roman" w:cs="Times New Roman"/>
+          <w:sz w:val="16"/>
+          <w:szCs w:val="16"/>
+        </w:rPr>
+        <w:t xml:space="preserve"> request</w:t>
+      </w:r>
+      <w:r>
+        <w:rPr>
+          <w:rFonts w:ascii="Times New Roman" w:hAnsi="Times New Roman" w:cs="Times New Roman"/>
+          <w:sz w:val="16"/>
+          <w:szCs w:val="16"/>
+        </w:rPr>
+        <w:t xml:space="preserve"> *</w:t>
+      </w:r>
+    </w:p>
+    <w:p>
+      <w:pPr>
+        <w:pStyle w:val="ListParagraph"/>
+        <w:numPr>
+          <w:ilvl w:val="0"/>
+          <w:numId w:val="1"/>
+        </w:numPr>
+        <w:rPr>
+          <w:rFonts w:ascii="Times New Roman" w:hAnsi="Times New Roman" w:cs="Times New Roman"/>
+          <w:sz w:val="16"/>
+          <w:szCs w:val="16"/>
+        </w:rPr>
+      </w:pPr>
+      <w:r>
+        <w:rPr>
+          <w:rFonts w:ascii="Times New Roman" w:hAnsi="Times New Roman" w:cs="Times New Roman"/>
+          <w:sz w:val="16"/>
+          <w:szCs w:val="16"/>
+        </w:rPr>
+        <w:t>See investment history</w:t>
+      </w:r>
+    </w:p>
+    <w:p>
+      <w:pPr>
+        <w:pStyle w:val="ListParagraph"/>
+        <w:numPr>
+          <w:ilvl w:val="0"/>
+          <w:numId w:val="1"/>
+        </w:numPr>
+        <w:rPr>
+          <w:rFonts w:ascii="Times New Roman" w:hAnsi="Times New Roman" w:cs="Times New Roman"/>
+          <w:sz w:val="16"/>
+          <w:szCs w:val="16"/>
+        </w:rPr>
+      </w:pPr>
+      <w:r>
+        <w:rPr>
+          <w:rFonts w:ascii="Times New Roman" w:hAnsi="Times New Roman" w:cs="Times New Roman"/>
+          <w:sz w:val="16"/>
+          <w:szCs w:val="16"/>
+        </w:rPr>
+        <w:t>see</w:t>
+      </w:r>
+      <w:r>
+        <w:rPr>
+          <w:rFonts w:ascii="Times New Roman" w:hAnsi="Times New Roman" w:cs="Times New Roman"/>
+          <w:sz w:val="16"/>
+          <w:szCs w:val="16"/>
+        </w:rPr>
+        <w:t xml:space="preserve"> active investment</w:t>
+      </w:r>
+      <w:r>
+        <w:rPr>
+          <w:rFonts w:ascii="Times New Roman" w:hAnsi="Times New Roman" w:cs="Times New Roman"/>
+          <w:sz w:val="16"/>
+          <w:szCs w:val="16"/>
+        </w:rPr>
+        <w:t>s</w:t>
+      </w:r>
+    </w:p>
+    <w:p>
+      <w:pPr>
+        <w:pStyle w:val="ListParagraph"/>
+        <w:numPr>
+          <w:ilvl w:val="0"/>
+          <w:numId w:val="1"/>
+        </w:numPr>
+        <w:rPr>
+          <w:rFonts w:ascii="Times New Roman" w:hAnsi="Times New Roman" w:cs="Times New Roman"/>
+          <w:sz w:val="16"/>
+          <w:szCs w:val="16"/>
+        </w:rPr>
+      </w:pPr>
+      <w:r>
+        <w:rPr>
+          <w:rFonts w:ascii="Times New Roman" w:hAnsi="Times New Roman" w:cs="Times New Roman"/>
+          <w:sz w:val="16"/>
+          <w:szCs w:val="16"/>
+        </w:rPr>
+        <w:t>Make Investment deposit</w:t>
+      </w:r>
+      <w:r>
+        <w:rPr>
+          <w:rFonts w:ascii="Times New Roman" w:hAnsi="Times New Roman" w:cs="Times New Roman"/>
+          <w:sz w:val="16"/>
+          <w:szCs w:val="16"/>
+        </w:rPr>
+        <w:t>s</w:t>
+      </w:r>
+    </w:p>
+    <w:p>
+      <w:pPr>
+        <w:pStyle w:val="ListParagraph"/>
+        <w:numPr>
+          <w:ilvl w:val="0"/>
+          <w:numId w:val="1"/>
+        </w:numPr>
+        <w:rPr>
+          <w:rFonts w:ascii="Times New Roman" w:hAnsi="Times New Roman" w:cs="Times New Roman"/>
+          <w:sz w:val="16"/>
+          <w:szCs w:val="16"/>
+        </w:rPr>
+      </w:pPr>
+      <w:r>
+        <w:rPr>
+          <w:rFonts w:ascii="Times New Roman" w:hAnsi="Times New Roman" w:cs="Times New Roman"/>
+          <w:sz w:val="16"/>
+          <w:szCs w:val="16"/>
+        </w:rPr>
+        <w:t xml:space="preserve">view </w:t>
+      </w:r>
+      <w:r>
+        <w:rPr>
+          <w:rFonts w:ascii="Times New Roman" w:hAnsi="Times New Roman" w:cs="Times New Roman"/>
+          <w:sz w:val="16"/>
+          <w:szCs w:val="16"/>
+        </w:rPr>
+        <w:t xml:space="preserve"> my </w:t>
+      </w:r>
+      <w:r>
+        <w:rPr>
+          <w:rFonts w:ascii="Times New Roman" w:hAnsi="Times New Roman" w:cs="Times New Roman"/>
+          <w:sz w:val="16"/>
+          <w:szCs w:val="16"/>
+        </w:rPr>
+        <w:t>transaction history</w:t>
+      </w:r>
+    </w:p>
+    <w:p>
+      <w:pPr>
+        <w:pStyle w:val="ListParagraph"/>
+        <w:numPr>
+          <w:ilvl w:val="0"/>
+          <w:numId w:val="1"/>
+        </w:numPr>
+        <w:rPr>
+          <w:rFonts w:ascii="Times New Roman" w:hAnsi="Times New Roman" w:cs="Times New Roman"/>
+          <w:sz w:val="16"/>
+          <w:szCs w:val="16"/>
+        </w:rPr>
+      </w:pPr>
+      <w:r>
+        <w:rPr>
+          <w:rFonts w:ascii="Times New Roman" w:hAnsi="Times New Roman" w:cs="Times New Roman"/>
+          <w:sz w:val="16"/>
+          <w:szCs w:val="16"/>
+        </w:rPr>
+        <w:t>raise a dispute</w:t>
+      </w:r>
+      <w:r>
+        <w:rPr>
+          <w:rFonts w:ascii="Times New Roman" w:hAnsi="Times New Roman" w:cs="Times New Roman"/>
           <w:sz w:val="16"/>
           <w:szCs w:val="16"/>
         </w:rPr>
         <w:t xml:space="preserve"> </w:t>
       </w:r>
-      <w:r>
-        <w:rPr>
-          <w:rFonts w:ascii="Times New Roman" w:hAnsi="Times New Roman" w:cs="Times New Roman"/>
-          <w:sz w:val="16"/>
-          <w:szCs w:val="16"/>
-        </w:rPr>
-        <w:t>Guest</w:t>
-      </w:r>
-      <w:r>
-        <w:rPr>
-          <w:rFonts w:ascii="Times New Roman" w:hAnsi="Times New Roman" w:cs="Times New Roman"/>
-          <w:color w:val="833C0B" w:themeColor="accent2" w:themeShade="80"/>
-          <w:sz w:val="16"/>
-          <w:szCs w:val="16"/>
-        </w:rPr>
-        <w:t xml:space="preserve">, </w:t>
-      </w:r>
-      <w:r>
-        <w:rPr>
-          <w:rFonts w:ascii="Times New Roman" w:hAnsi="Times New Roman" w:cs="Times New Roman"/>
-          <w:sz w:val="16"/>
-          <w:szCs w:val="16"/>
-        </w:rPr>
-        <w:t>Users</w:t>
-      </w:r>
-      <w:r>
-        <w:rPr>
-          <w:rFonts w:ascii="Times New Roman" w:hAnsi="Times New Roman" w:cs="Times New Roman"/>
-          <w:sz w:val="16"/>
-          <w:szCs w:val="16"/>
-        </w:rPr>
-        <w:t xml:space="preserve">, </w:t>
-      </w:r>
-      <w:r>
-        <w:rPr>
-          <w:rFonts w:ascii="Times New Roman" w:hAnsi="Times New Roman" w:cs="Times New Roman"/>
-          <w:sz w:val="16"/>
-          <w:szCs w:val="16"/>
-        </w:rPr>
-        <w:t xml:space="preserve">Admin, </w:t>
-      </w:r>
+    </w:p>
+    <w:p>
+      <w:pPr>
+        <w:rPr>
+          <w:rFonts w:ascii="Times New Roman" w:hAnsi="Times New Roman" w:cs="Times New Roman"/>
+          <w:sz w:val="16"/>
+          <w:szCs w:val="16"/>
+        </w:rPr>
+      </w:pPr>
+    </w:p>
+    <w:p>
+      <w:pPr>
+        <w:pStyle w:val="ListParagraph"/>
+        <w:rPr>
+          <w:rFonts w:ascii="Times New Roman" w:hAnsi="Times New Roman" w:cs="Times New Roman"/>
+          <w:sz w:val="16"/>
+          <w:szCs w:val="16"/>
+        </w:rPr>
+      </w:pPr>
+    </w:p>
+    <w:p>
+      <w:pPr>
+        <w:pStyle w:val="ListParagraph"/>
+        <w:rPr>
+          <w:rFonts w:ascii="Times New Roman" w:hAnsi="Times New Roman" w:cs="Times New Roman"/>
+          <w:sz w:val="16"/>
+          <w:szCs w:val="16"/>
+        </w:rPr>
+      </w:pPr>
+    </w:p>
+    <w:p>
+      <w:pPr>
+        <w:rPr>
+          <w:rFonts w:ascii="Times New Roman" w:hAnsi="Times New Roman" w:cs="Times New Roman"/>
+          <w:color w:val="806000" w:themeColor="accent4" w:themeShade="80"/>
+          <w:sz w:val="16"/>
+          <w:szCs w:val="16"/>
+        </w:rPr>
+      </w:pPr>
       <w:proofErr w:type="spellStart"/>
       <w:r>
         <w:rPr>
           <w:rFonts w:ascii="Times New Roman" w:hAnsi="Times New Roman" w:cs="Times New Roman"/>
-          <w:sz w:val="16"/>
-          <w:szCs w:val="16"/>
-        </w:rPr>
-        <w:t>SuperAdmin</w:t>
+          <w:color w:val="806000" w:themeColor="accent4" w:themeShade="80"/>
+          <w:sz w:val="16"/>
+          <w:szCs w:val="16"/>
+        </w:rPr>
+        <w:t>Guest_User</w:t>
       </w:r>
       <w:proofErr w:type="spellEnd"/>
-    </w:p>
-    <w:p>
-      <w:pPr>
-        <w:rPr>
-          <w:rFonts w:ascii="Times New Roman" w:hAnsi="Times New Roman" w:cs="Times New Roman"/>
-          <w:color w:val="833C0B" w:themeColor="accent2" w:themeShade="80"/>
-          <w:sz w:val="16"/>
-          <w:szCs w:val="16"/>
-        </w:rPr>
-      </w:pPr>
-      <w:r>
-        <w:rPr>
-          <w:rFonts w:ascii="Times New Roman" w:hAnsi="Times New Roman" w:cs="Times New Roman"/>
-          <w:color w:val="833C0B" w:themeColor="accent2" w:themeShade="80"/>
-          <w:sz w:val="16"/>
-          <w:szCs w:val="16"/>
-        </w:rPr>
-        <w:t>Use cases</w:t>
-      </w:r>
-      <w:r>
-        <w:rPr>
-          <w:rFonts w:ascii="Times New Roman" w:hAnsi="Times New Roman" w:cs="Times New Roman"/>
-          <w:color w:val="833C0B" w:themeColor="accent2" w:themeShade="80"/>
+      <w:r>
+        <w:rPr>
+          <w:rFonts w:ascii="Times New Roman" w:hAnsi="Times New Roman" w:cs="Times New Roman"/>
+          <w:color w:val="806000" w:themeColor="accent4" w:themeShade="80"/>
           <w:sz w:val="16"/>
           <w:szCs w:val="16"/>
         </w:rPr>
         <w:t>:</w:t>
       </w:r>
-      <w:r>
-        <w:rPr>
-          <w:rFonts w:ascii="Times New Roman" w:hAnsi="Times New Roman" w:cs="Times New Roman"/>
-          <w:color w:val="833C0B" w:themeColor="accent2" w:themeShade="80"/>
+    </w:p>
+    <w:p>
+      <w:pPr>
+        <w:pStyle w:val="ListParagraph"/>
+        <w:numPr>
+          <w:ilvl w:val="0"/>
+          <w:numId w:val="1"/>
+        </w:numPr>
+        <w:rPr>
+          <w:rFonts w:ascii="Times New Roman" w:hAnsi="Times New Roman" w:cs="Times New Roman"/>
+          <w:sz w:val="16"/>
+          <w:szCs w:val="16"/>
+        </w:rPr>
+      </w:pPr>
+      <w:r>
+        <w:rPr>
+          <w:rFonts w:ascii="Times New Roman" w:hAnsi="Times New Roman" w:cs="Times New Roman"/>
+          <w:sz w:val="16"/>
+          <w:szCs w:val="16"/>
+        </w:rPr>
+        <w:t>view landing page</w:t>
+      </w:r>
+    </w:p>
+    <w:p>
+      <w:pPr>
+        <w:pStyle w:val="ListParagraph"/>
+        <w:numPr>
+          <w:ilvl w:val="0"/>
+          <w:numId w:val="1"/>
+        </w:numPr>
+        <w:rPr>
+          <w:rFonts w:ascii="Times New Roman" w:hAnsi="Times New Roman" w:cs="Times New Roman"/>
+          <w:sz w:val="16"/>
+          <w:szCs w:val="16"/>
+        </w:rPr>
+      </w:pPr>
+      <w:r>
+        <w:rPr>
+          <w:rFonts w:ascii="Times New Roman" w:hAnsi="Times New Roman" w:cs="Times New Roman"/>
+          <w:sz w:val="16"/>
+          <w:szCs w:val="16"/>
+        </w:rPr>
+        <w:t>register account</w:t>
+      </w:r>
+    </w:p>
+    <w:p>
+      <w:pPr>
+        <w:pStyle w:val="ListParagraph"/>
+        <w:numPr>
+          <w:ilvl w:val="0"/>
+          <w:numId w:val="1"/>
+        </w:numPr>
+        <w:rPr>
+          <w:rFonts w:ascii="Times New Roman" w:hAnsi="Times New Roman" w:cs="Times New Roman"/>
+          <w:sz w:val="16"/>
+          <w:szCs w:val="16"/>
+        </w:rPr>
+      </w:pPr>
+      <w:r>
+        <w:rPr>
+          <w:rFonts w:ascii="Times New Roman" w:hAnsi="Times New Roman" w:cs="Times New Roman"/>
+          <w:sz w:val="16"/>
+          <w:szCs w:val="16"/>
+        </w:rPr>
+        <w:t>view about page</w:t>
+      </w:r>
+    </w:p>
+    <w:p>
+      <w:pPr>
+        <w:pStyle w:val="ListParagraph"/>
+        <w:rPr>
+          <w:rFonts w:ascii="Times New Roman" w:hAnsi="Times New Roman" w:cs="Times New Roman"/>
+          <w:sz w:val="16"/>
+          <w:szCs w:val="16"/>
+        </w:rPr>
+      </w:pPr>
+    </w:p>
+    <w:p>
+      <w:pPr>
+        <w:rPr>
+          <w:rFonts w:ascii="Times New Roman" w:hAnsi="Times New Roman" w:cs="Times New Roman"/>
+          <w:sz w:val="16"/>
+          <w:szCs w:val="16"/>
+        </w:rPr>
+      </w:pPr>
+      <w:r>
+        <w:rPr>
+          <w:rFonts w:ascii="Times New Roman" w:hAnsi="Times New Roman" w:cs="Times New Roman"/>
+          <w:color w:val="806000" w:themeColor="accent4" w:themeShade="80"/>
+          <w:sz w:val="16"/>
+          <w:szCs w:val="16"/>
+        </w:rPr>
+        <w:t>Admin</w:t>
+      </w:r>
+      <w:r>
+        <w:rPr>
+          <w:rFonts w:ascii="Times New Roman" w:hAnsi="Times New Roman" w:cs="Times New Roman"/>
+          <w:sz w:val="16"/>
+          <w:szCs w:val="16"/>
+        </w:rPr>
+        <w:t>:</w:t>
+      </w:r>
+      <w:r>
+        <w:rPr>
+          <w:rFonts w:ascii="Times New Roman" w:hAnsi="Times New Roman" w:cs="Times New Roman"/>
           <w:sz w:val="16"/>
           <w:szCs w:val="16"/>
         </w:rPr>
         <w:t xml:space="preserve"> </w:t>
       </w:r>
-      <w:r>
-        <w:rPr>
-          <w:rFonts w:ascii="Times New Roman" w:hAnsi="Times New Roman" w:cs="Times New Roman"/>
-          <w:color w:val="833C0B" w:themeColor="accent2" w:themeShade="80"/>
-          <w:sz w:val="16"/>
-          <w:szCs w:val="16"/>
-        </w:rPr>
-        <w:t>{</w:t>
-      </w:r>
-    </w:p>
-    <w:p>
-      <w:pPr>
-        <w:rPr>
-          <w:rFonts w:ascii="Times New Roman" w:hAnsi="Times New Roman" w:cs="Times New Roman"/>
-          <w:color w:val="806000" w:themeColor="accent4" w:themeShade="80"/>
-          <w:sz w:val="16"/>
-          <w:szCs w:val="16"/>
-        </w:rPr>
-      </w:pPr>
-      <w:proofErr w:type="spellStart"/>
-      <w:r>
-        <w:rPr>
-          <w:rFonts w:ascii="Times New Roman" w:hAnsi="Times New Roman" w:cs="Times New Roman"/>
-          <w:color w:val="806000" w:themeColor="accent4" w:themeShade="80"/>
-          <w:sz w:val="16"/>
-          <w:szCs w:val="16"/>
-        </w:rPr>
-        <w:t>Client</w:t>
-      </w:r>
-      <w:r>
-        <w:rPr>
-          <w:rFonts w:ascii="Times New Roman" w:hAnsi="Times New Roman" w:cs="Times New Roman"/>
-          <w:color w:val="806000" w:themeColor="accent4" w:themeShade="80"/>
-          <w:sz w:val="16"/>
-          <w:szCs w:val="16"/>
-        </w:rPr>
-        <w:t>_User</w:t>
-      </w:r>
-      <w:proofErr w:type="spellEnd"/>
-      <w:r>
-        <w:rPr>
-          <w:rFonts w:ascii="Times New Roman" w:hAnsi="Times New Roman" w:cs="Times New Roman"/>
-          <w:color w:val="806000" w:themeColor="accent4" w:themeShade="80"/>
-          <w:sz w:val="16"/>
-          <w:szCs w:val="16"/>
-        </w:rPr>
-        <w:t xml:space="preserve">: </w:t>
-      </w:r>
     </w:p>
     <w:p>
       <w:pPr>
         <w:pStyle w:val="ListParagraph"/>
         <w:numPr>
           <w:ilvl w:val="0"/>
-          <w:numId w:val="1"/>
-        </w:numPr>
-        <w:rPr>
-          <w:rFonts w:ascii="Times New Roman" w:hAnsi="Times New Roman" w:cs="Times New Roman"/>
-          <w:sz w:val="16"/>
-          <w:szCs w:val="16"/>
-        </w:rPr>
-      </w:pPr>
-      <w:r>
-        <w:rPr>
-          <w:rFonts w:ascii="Times New Roman" w:hAnsi="Times New Roman" w:cs="Times New Roman"/>
-          <w:sz w:val="16"/>
-          <w:szCs w:val="16"/>
-        </w:rPr>
-        <w:t>login</w:t>
-      </w:r>
-      <w:r>
-        <w:rPr>
-          <w:rFonts w:ascii="Times New Roman" w:hAnsi="Times New Roman" w:cs="Times New Roman"/>
-          <w:sz w:val="16"/>
-          <w:szCs w:val="16"/>
-        </w:rPr>
-        <w:t>/logout</w:t>
+          <w:numId w:val="3"/>
+        </w:numPr>
+        <w:rPr>
+          <w:rFonts w:ascii="Times New Roman" w:hAnsi="Times New Roman" w:cs="Times New Roman"/>
+          <w:sz w:val="16"/>
+          <w:szCs w:val="16"/>
+        </w:rPr>
+      </w:pPr>
+      <w:r>
+        <w:rPr>
+          <w:rFonts w:ascii="Times New Roman" w:hAnsi="Times New Roman" w:cs="Times New Roman"/>
+          <w:sz w:val="16"/>
+          <w:szCs w:val="16"/>
+        </w:rPr>
+        <w:t>Login</w:t>
       </w:r>
     </w:p>
     <w:p>
@@ -543,21 +1358,37 @@
         <w:pStyle w:val="ListParagraph"/>
         <w:numPr>
           <w:ilvl w:val="0"/>
-          <w:numId w:val="1"/>
-        </w:numPr>
-        <w:rPr>
-          <w:rFonts w:ascii="Times New Roman" w:hAnsi="Times New Roman" w:cs="Times New Roman"/>
-          <w:sz w:val="16"/>
-          <w:szCs w:val="16"/>
-        </w:rPr>
-      </w:pPr>
-      <w:r>
-        <w:rPr>
-          <w:rFonts w:ascii="Times New Roman" w:hAnsi="Times New Roman" w:cs="Times New Roman"/>
-          <w:sz w:val="16"/>
-          <w:szCs w:val="16"/>
-        </w:rPr>
-        <w:t>manage profile</w:t>
+          <w:numId w:val="3"/>
+        </w:numPr>
+        <w:rPr>
+          <w:rFonts w:ascii="Times New Roman" w:hAnsi="Times New Roman" w:cs="Times New Roman"/>
+          <w:sz w:val="16"/>
+          <w:szCs w:val="16"/>
+        </w:rPr>
+      </w:pPr>
+      <w:r>
+        <w:rPr>
+          <w:rFonts w:ascii="Times New Roman" w:hAnsi="Times New Roman" w:cs="Times New Roman"/>
+          <w:sz w:val="16"/>
+          <w:szCs w:val="16"/>
+        </w:rPr>
+        <w:t>Approve loan request</w:t>
+      </w:r>
+      <w:r>
+        <w:rPr>
+          <w:rFonts w:ascii="Times New Roman" w:hAnsi="Times New Roman" w:cs="Times New Roman"/>
+          <w:sz w:val="16"/>
+          <w:szCs w:val="16"/>
+        </w:rPr>
+        <w:t>/reject loan request</w:t>
+      </w:r>
+      <w:r>
+        <w:rPr>
+          <w:rFonts w:ascii="Times New Roman" w:hAnsi="Times New Roman" w:cs="Times New Roman"/>
+          <w:sz w:val="16"/>
+          <w:szCs w:val="16"/>
+        </w:rPr>
+        <w:t xml:space="preserve"> *</w:t>
       </w:r>
     </w:p>
     <w:p>
@@ -565,21 +1396,37 @@
         <w:pStyle w:val="ListParagraph"/>
         <w:numPr>
           <w:ilvl w:val="0"/>
-          <w:numId w:val="1"/>
-        </w:numPr>
-        <w:rPr>
-          <w:rFonts w:ascii="Times New Roman" w:hAnsi="Times New Roman" w:cs="Times New Roman"/>
-          <w:sz w:val="16"/>
-          <w:szCs w:val="16"/>
-        </w:rPr>
-      </w:pPr>
-      <w:r>
-        <w:rPr>
-          <w:rFonts w:ascii="Times New Roman" w:hAnsi="Times New Roman" w:cs="Times New Roman"/>
-          <w:sz w:val="16"/>
-          <w:szCs w:val="16"/>
-        </w:rPr>
-        <w:t>Request a loan</w:t>
+          <w:numId w:val="3"/>
+        </w:numPr>
+        <w:rPr>
+          <w:rFonts w:ascii="Times New Roman" w:hAnsi="Times New Roman" w:cs="Times New Roman"/>
+          <w:sz w:val="16"/>
+          <w:szCs w:val="16"/>
+        </w:rPr>
+      </w:pPr>
+      <w:r>
+        <w:rPr>
+          <w:rFonts w:ascii="Times New Roman" w:hAnsi="Times New Roman" w:cs="Times New Roman"/>
+          <w:sz w:val="16"/>
+          <w:szCs w:val="16"/>
+        </w:rPr>
+        <w:t>Disburse funds</w:t>
+      </w:r>
+      <w:r>
+        <w:rPr>
+          <w:rFonts w:ascii="Times New Roman" w:hAnsi="Times New Roman" w:cs="Times New Roman"/>
+          <w:sz w:val="16"/>
+          <w:szCs w:val="16"/>
+        </w:rPr>
+        <w:t xml:space="preserve"> </w:t>
+      </w:r>
+      <w:r>
+        <w:rPr>
+          <w:rFonts w:ascii="Times New Roman" w:hAnsi="Times New Roman" w:cs="Times New Roman"/>
+          <w:sz w:val="16"/>
+          <w:szCs w:val="16"/>
+        </w:rPr>
+        <w:t>*</w:t>
       </w:r>
     </w:p>
     <w:p>
@@ -587,21 +1434,45 @@
         <w:pStyle w:val="ListParagraph"/>
         <w:numPr>
           <w:ilvl w:val="0"/>
-          <w:numId w:val="1"/>
-        </w:numPr>
-        <w:rPr>
-          <w:rFonts w:ascii="Times New Roman" w:hAnsi="Times New Roman" w:cs="Times New Roman"/>
-          <w:sz w:val="16"/>
-          <w:szCs w:val="16"/>
-        </w:rPr>
-      </w:pPr>
-      <w:r>
-        <w:rPr>
-          <w:rFonts w:ascii="Times New Roman" w:hAnsi="Times New Roman" w:cs="Times New Roman"/>
-          <w:sz w:val="16"/>
-          <w:szCs w:val="16"/>
-        </w:rPr>
-        <w:t>See his loan requests</w:t>
+          <w:numId w:val="3"/>
+        </w:numPr>
+        <w:rPr>
+          <w:rFonts w:ascii="Times New Roman" w:hAnsi="Times New Roman" w:cs="Times New Roman"/>
+          <w:sz w:val="16"/>
+          <w:szCs w:val="16"/>
+        </w:rPr>
+      </w:pPr>
+      <w:r>
+        <w:rPr>
+          <w:rFonts w:ascii="Times New Roman" w:hAnsi="Times New Roman" w:cs="Times New Roman"/>
+          <w:sz w:val="16"/>
+          <w:szCs w:val="16"/>
+        </w:rPr>
+        <w:t>Approve</w:t>
+      </w:r>
+      <w:r>
+        <w:rPr>
+          <w:rFonts w:ascii="Times New Roman" w:hAnsi="Times New Roman" w:cs="Times New Roman"/>
+          <w:sz w:val="16"/>
+          <w:szCs w:val="16"/>
+        </w:rPr>
+        <w:t>/Suspend</w:t>
+      </w:r>
+      <w:r>
+        <w:rPr>
+          <w:rFonts w:ascii="Times New Roman" w:hAnsi="Times New Roman" w:cs="Times New Roman"/>
+          <w:sz w:val="16"/>
+          <w:szCs w:val="16"/>
+        </w:rPr>
+        <w:t xml:space="preserve"> user account</w:t>
+      </w:r>
+      <w:r>
+        <w:rPr>
+          <w:rFonts w:ascii="Times New Roman" w:hAnsi="Times New Roman" w:cs="Times New Roman"/>
+          <w:sz w:val="16"/>
+          <w:szCs w:val="16"/>
+        </w:rPr>
+        <w:t>s</w:t>
       </w:r>
     </w:p>
     <w:p>
@@ -609,21 +1480,21 @@
         <w:pStyle w:val="ListParagraph"/>
         <w:numPr>
           <w:ilvl w:val="0"/>
-          <w:numId w:val="1"/>
-        </w:numPr>
-        <w:rPr>
-          <w:rFonts w:ascii="Times New Roman" w:hAnsi="Times New Roman" w:cs="Times New Roman"/>
-          <w:sz w:val="16"/>
-          <w:szCs w:val="16"/>
-        </w:rPr>
-      </w:pPr>
-      <w:r>
-        <w:rPr>
-          <w:rFonts w:ascii="Times New Roman" w:hAnsi="Times New Roman" w:cs="Times New Roman"/>
-          <w:sz w:val="16"/>
-          <w:szCs w:val="16"/>
-        </w:rPr>
-        <w:t>see</w:t>
+          <w:numId w:val="3"/>
+        </w:numPr>
+        <w:rPr>
+          <w:rFonts w:ascii="Times New Roman" w:hAnsi="Times New Roman" w:cs="Times New Roman"/>
+          <w:sz w:val="16"/>
+          <w:szCs w:val="16"/>
+        </w:rPr>
+      </w:pPr>
+      <w:r>
+        <w:rPr>
+          <w:rFonts w:ascii="Times New Roman" w:hAnsi="Times New Roman" w:cs="Times New Roman"/>
+          <w:sz w:val="16"/>
+          <w:szCs w:val="16"/>
+        </w:rPr>
+        <w:t>See</w:t>
       </w:r>
       <w:r>
         <w:rPr>
@@ -639,15 +1510,7 @@
           <w:sz w:val="16"/>
           <w:szCs w:val="16"/>
         </w:rPr>
-        <w:t xml:space="preserve">my </w:t>
-      </w:r>
-      <w:r>
-        <w:rPr>
-          <w:rFonts w:ascii="Times New Roman" w:hAnsi="Times New Roman" w:cs="Times New Roman"/>
-          <w:sz w:val="16"/>
-          <w:szCs w:val="16"/>
-        </w:rPr>
-        <w:t>active loans</w:t>
+        <w:t>transactions</w:t>
       </w:r>
     </w:p>
     <w:p>
@@ -655,491 +1518,21 @@
         <w:pStyle w:val="ListParagraph"/>
         <w:numPr>
           <w:ilvl w:val="0"/>
-          <w:numId w:val="1"/>
-        </w:numPr>
-        <w:rPr>
-          <w:rFonts w:ascii="Times New Roman" w:hAnsi="Times New Roman" w:cs="Times New Roman"/>
-          <w:sz w:val="16"/>
-          <w:szCs w:val="16"/>
-        </w:rPr>
-      </w:pPr>
-      <w:r>
-        <w:rPr>
-          <w:rFonts w:ascii="Times New Roman" w:hAnsi="Times New Roman" w:cs="Times New Roman"/>
-          <w:sz w:val="16"/>
-          <w:szCs w:val="16"/>
-        </w:rPr>
-        <w:t>see past loans</w:t>
-      </w:r>
-    </w:p>
-    <w:p>
-      <w:pPr>
-        <w:pStyle w:val="ListParagraph"/>
-        <w:numPr>
-          <w:ilvl w:val="0"/>
-          <w:numId w:val="1"/>
-        </w:numPr>
-        <w:rPr>
-          <w:rFonts w:ascii="Times New Roman" w:hAnsi="Times New Roman" w:cs="Times New Roman"/>
-          <w:sz w:val="16"/>
-          <w:szCs w:val="16"/>
-        </w:rPr>
-      </w:pPr>
-      <w:r>
-        <w:rPr>
-          <w:rFonts w:ascii="Times New Roman" w:hAnsi="Times New Roman" w:cs="Times New Roman"/>
-          <w:sz w:val="16"/>
-          <w:szCs w:val="16"/>
-        </w:rPr>
-        <w:t>make loan payment</w:t>
-      </w:r>
-    </w:p>
-    <w:p>
-      <w:pPr>
-        <w:pStyle w:val="ListParagraph"/>
-        <w:numPr>
-          <w:ilvl w:val="0"/>
-          <w:numId w:val="1"/>
-        </w:numPr>
-        <w:rPr>
-          <w:rFonts w:ascii="Times New Roman" w:hAnsi="Times New Roman" w:cs="Times New Roman"/>
-          <w:sz w:val="16"/>
-          <w:szCs w:val="16"/>
-        </w:rPr>
-      </w:pPr>
-      <w:r>
-        <w:rPr>
-          <w:rFonts w:ascii="Times New Roman" w:hAnsi="Times New Roman" w:cs="Times New Roman"/>
-          <w:sz w:val="16"/>
-          <w:szCs w:val="16"/>
-        </w:rPr>
-        <w:t>view</w:t>
-      </w:r>
-      <w:r>
-        <w:rPr>
-          <w:rFonts w:ascii="Times New Roman" w:hAnsi="Times New Roman" w:cs="Times New Roman"/>
-          <w:sz w:val="16"/>
-          <w:szCs w:val="16"/>
-        </w:rPr>
-        <w:t xml:space="preserve"> my</w:t>
-      </w:r>
-      <w:r>
-        <w:rPr>
-          <w:rFonts w:ascii="Times New Roman" w:hAnsi="Times New Roman" w:cs="Times New Roman"/>
-          <w:sz w:val="16"/>
-          <w:szCs w:val="16"/>
-        </w:rPr>
-        <w:t xml:space="preserve"> transaction history</w:t>
-      </w:r>
-    </w:p>
-    <w:p>
-      <w:pPr>
-        <w:pStyle w:val="ListParagraph"/>
-        <w:numPr>
-          <w:ilvl w:val="0"/>
-          <w:numId w:val="1"/>
-        </w:numPr>
-        <w:rPr>
-          <w:rFonts w:ascii="Times New Roman" w:hAnsi="Times New Roman" w:cs="Times New Roman"/>
-          <w:sz w:val="16"/>
-          <w:szCs w:val="16"/>
-        </w:rPr>
-      </w:pPr>
-      <w:r>
-        <w:rPr>
-          <w:rFonts w:ascii="Times New Roman" w:hAnsi="Times New Roman" w:cs="Times New Roman"/>
-          <w:sz w:val="16"/>
-          <w:szCs w:val="16"/>
-        </w:rPr>
-        <w:t>raise a dispute</w:t>
-      </w:r>
-    </w:p>
-    <w:p>
-      <w:pPr>
-        <w:rPr>
-          <w:rFonts w:ascii="Times New Roman" w:hAnsi="Times New Roman" w:cs="Times New Roman"/>
-          <w:color w:val="806000" w:themeColor="accent4" w:themeShade="80"/>
-          <w:sz w:val="16"/>
-          <w:szCs w:val="16"/>
-        </w:rPr>
-      </w:pPr>
-      <w:proofErr w:type="spellStart"/>
-      <w:r>
-        <w:rPr>
-          <w:rFonts w:ascii="Times New Roman" w:hAnsi="Times New Roman" w:cs="Times New Roman"/>
-          <w:color w:val="806000" w:themeColor="accent4" w:themeShade="80"/>
-          <w:sz w:val="16"/>
-          <w:szCs w:val="16"/>
-        </w:rPr>
-        <w:t>Investor</w:t>
-      </w:r>
-      <w:r>
-        <w:rPr>
-          <w:rFonts w:ascii="Times New Roman" w:hAnsi="Times New Roman" w:cs="Times New Roman"/>
-          <w:color w:val="806000" w:themeColor="accent4" w:themeShade="80"/>
-          <w:sz w:val="16"/>
-          <w:szCs w:val="16"/>
-        </w:rPr>
-        <w:t>_User</w:t>
-      </w:r>
-      <w:proofErr w:type="spellEnd"/>
-      <w:r>
-        <w:rPr>
-          <w:rFonts w:ascii="Times New Roman" w:hAnsi="Times New Roman" w:cs="Times New Roman"/>
-          <w:color w:val="806000" w:themeColor="accent4" w:themeShade="80"/>
-          <w:sz w:val="16"/>
-          <w:szCs w:val="16"/>
-        </w:rPr>
-        <w:t xml:space="preserve">: </w:t>
-      </w:r>
-    </w:p>
-    <w:p>
-      <w:pPr>
-        <w:pStyle w:val="ListParagraph"/>
-        <w:numPr>
-          <w:ilvl w:val="0"/>
-          <w:numId w:val="1"/>
-        </w:numPr>
-        <w:rPr>
-          <w:rFonts w:ascii="Times New Roman" w:hAnsi="Times New Roman" w:cs="Times New Roman"/>
-          <w:sz w:val="16"/>
-          <w:szCs w:val="16"/>
-        </w:rPr>
-      </w:pPr>
-      <w:r>
-        <w:rPr>
-          <w:rFonts w:ascii="Times New Roman" w:hAnsi="Times New Roman" w:cs="Times New Roman"/>
-          <w:sz w:val="16"/>
-          <w:szCs w:val="16"/>
-        </w:rPr>
-        <w:t>login/logout</w:t>
-      </w:r>
-    </w:p>
-    <w:p>
-      <w:pPr>
-        <w:pStyle w:val="ListParagraph"/>
-        <w:numPr>
-          <w:ilvl w:val="0"/>
-          <w:numId w:val="1"/>
-        </w:numPr>
-        <w:rPr>
-          <w:rFonts w:ascii="Times New Roman" w:hAnsi="Times New Roman" w:cs="Times New Roman"/>
-          <w:sz w:val="16"/>
-          <w:szCs w:val="16"/>
-        </w:rPr>
-      </w:pPr>
-      <w:r>
-        <w:rPr>
-          <w:rFonts w:ascii="Times New Roman" w:hAnsi="Times New Roman" w:cs="Times New Roman"/>
-          <w:sz w:val="16"/>
-          <w:szCs w:val="16"/>
-        </w:rPr>
-        <w:t>manage profile</w:t>
-      </w:r>
-    </w:p>
-    <w:p>
-      <w:pPr>
-        <w:pStyle w:val="ListParagraph"/>
-        <w:numPr>
-          <w:ilvl w:val="0"/>
-          <w:numId w:val="1"/>
-        </w:numPr>
-        <w:rPr>
-          <w:rFonts w:ascii="Times New Roman" w:hAnsi="Times New Roman" w:cs="Times New Roman"/>
-          <w:sz w:val="16"/>
-          <w:szCs w:val="16"/>
-        </w:rPr>
-      </w:pPr>
-      <w:r>
-        <w:rPr>
-          <w:rFonts w:ascii="Times New Roman" w:hAnsi="Times New Roman" w:cs="Times New Roman"/>
-          <w:sz w:val="16"/>
-          <w:szCs w:val="16"/>
-        </w:rPr>
-        <w:t>view loan request list</w:t>
-      </w:r>
-    </w:p>
-    <w:p>
-      <w:pPr>
-        <w:pStyle w:val="ListParagraph"/>
-        <w:numPr>
-          <w:ilvl w:val="0"/>
-          <w:numId w:val="1"/>
-        </w:numPr>
-        <w:rPr>
-          <w:rFonts w:ascii="Times New Roman" w:hAnsi="Times New Roman" w:cs="Times New Roman"/>
-          <w:sz w:val="16"/>
-          <w:szCs w:val="16"/>
-        </w:rPr>
-      </w:pPr>
-      <w:r>
-        <w:rPr>
-          <w:rFonts w:ascii="Times New Roman" w:hAnsi="Times New Roman" w:cs="Times New Roman"/>
-          <w:sz w:val="16"/>
-          <w:szCs w:val="16"/>
-        </w:rPr>
-        <w:t>Match</w:t>
-      </w:r>
-      <w:r>
-        <w:rPr>
-          <w:rFonts w:ascii="Times New Roman" w:hAnsi="Times New Roman" w:cs="Times New Roman"/>
-          <w:sz w:val="16"/>
-          <w:szCs w:val="16"/>
-        </w:rPr>
-        <w:t xml:space="preserve"> a loan</w:t>
-      </w:r>
-      <w:r>
-        <w:rPr>
-          <w:rFonts w:ascii="Times New Roman" w:hAnsi="Times New Roman" w:cs="Times New Roman"/>
-          <w:sz w:val="16"/>
-          <w:szCs w:val="16"/>
-        </w:rPr>
-        <w:t xml:space="preserve"> request</w:t>
-      </w:r>
-    </w:p>
-    <w:p>
-      <w:pPr>
-        <w:pStyle w:val="ListParagraph"/>
-        <w:numPr>
-          <w:ilvl w:val="0"/>
-          <w:numId w:val="1"/>
-        </w:numPr>
-        <w:rPr>
-          <w:rFonts w:ascii="Times New Roman" w:hAnsi="Times New Roman" w:cs="Times New Roman"/>
-          <w:sz w:val="16"/>
-          <w:szCs w:val="16"/>
-        </w:rPr>
-      </w:pPr>
-      <w:r>
-        <w:rPr>
-          <w:rFonts w:ascii="Times New Roman" w:hAnsi="Times New Roman" w:cs="Times New Roman"/>
-          <w:sz w:val="16"/>
-          <w:szCs w:val="16"/>
-        </w:rPr>
-        <w:t>see</w:t>
-      </w:r>
-      <w:r>
-        <w:rPr>
-          <w:rFonts w:ascii="Times New Roman" w:hAnsi="Times New Roman" w:cs="Times New Roman"/>
-          <w:sz w:val="16"/>
-          <w:szCs w:val="16"/>
-        </w:rPr>
-        <w:t xml:space="preserve"> active loans</w:t>
-      </w:r>
-    </w:p>
-    <w:p>
-      <w:pPr>
-        <w:pStyle w:val="ListParagraph"/>
-        <w:numPr>
-          <w:ilvl w:val="0"/>
-          <w:numId w:val="1"/>
-        </w:numPr>
-        <w:rPr>
-          <w:rFonts w:ascii="Times New Roman" w:hAnsi="Times New Roman" w:cs="Times New Roman"/>
-          <w:sz w:val="16"/>
-          <w:szCs w:val="16"/>
-        </w:rPr>
-      </w:pPr>
-      <w:r>
-        <w:rPr>
-          <w:rFonts w:ascii="Times New Roman" w:hAnsi="Times New Roman" w:cs="Times New Roman"/>
-          <w:sz w:val="16"/>
-          <w:szCs w:val="16"/>
-        </w:rPr>
-        <w:t>Make Investment deposit</w:t>
-      </w:r>
-      <w:r>
-        <w:rPr>
-          <w:rFonts w:ascii="Times New Roman" w:hAnsi="Times New Roman" w:cs="Times New Roman"/>
-          <w:sz w:val="16"/>
-          <w:szCs w:val="16"/>
-        </w:rPr>
-        <w:t>s</w:t>
-      </w:r>
-    </w:p>
-    <w:p>
-      <w:pPr>
-        <w:pStyle w:val="ListParagraph"/>
-        <w:numPr>
-          <w:ilvl w:val="0"/>
-          <w:numId w:val="1"/>
-        </w:numPr>
-        <w:rPr>
-          <w:rFonts w:ascii="Times New Roman" w:hAnsi="Times New Roman" w:cs="Times New Roman"/>
-          <w:sz w:val="16"/>
-          <w:szCs w:val="16"/>
-        </w:rPr>
-      </w:pPr>
-      <w:r>
-        <w:rPr>
-          <w:rFonts w:ascii="Times New Roman" w:hAnsi="Times New Roman" w:cs="Times New Roman"/>
-          <w:sz w:val="16"/>
-          <w:szCs w:val="16"/>
-        </w:rPr>
-        <w:t xml:space="preserve">view </w:t>
-      </w:r>
-      <w:r>
-        <w:rPr>
-          <w:rFonts w:ascii="Times New Roman" w:hAnsi="Times New Roman" w:cs="Times New Roman"/>
-          <w:sz w:val="16"/>
-          <w:szCs w:val="16"/>
-        </w:rPr>
-        <w:t xml:space="preserve"> my </w:t>
-      </w:r>
-      <w:r>
-        <w:rPr>
-          <w:rFonts w:ascii="Times New Roman" w:hAnsi="Times New Roman" w:cs="Times New Roman"/>
-          <w:sz w:val="16"/>
-          <w:szCs w:val="16"/>
-        </w:rPr>
-        <w:t>transaction history</w:t>
-      </w:r>
-    </w:p>
-    <w:p>
-      <w:pPr>
-        <w:pStyle w:val="ListParagraph"/>
-        <w:numPr>
-          <w:ilvl w:val="0"/>
-          <w:numId w:val="1"/>
-        </w:numPr>
-        <w:rPr>
-          <w:rFonts w:ascii="Times New Roman" w:hAnsi="Times New Roman" w:cs="Times New Roman"/>
-          <w:sz w:val="16"/>
-          <w:szCs w:val="16"/>
-        </w:rPr>
-      </w:pPr>
-      <w:r>
-        <w:rPr>
-          <w:rFonts w:ascii="Times New Roman" w:hAnsi="Times New Roman" w:cs="Times New Roman"/>
-          <w:sz w:val="16"/>
-          <w:szCs w:val="16"/>
-        </w:rPr>
-        <w:t>raise a dispute</w:t>
-      </w:r>
-    </w:p>
-    <w:p>
-      <w:pPr>
-        <w:rPr>
-          <w:rFonts w:ascii="Times New Roman" w:hAnsi="Times New Roman" w:cs="Times New Roman"/>
-          <w:sz w:val="16"/>
-          <w:szCs w:val="16"/>
-        </w:rPr>
-      </w:pPr>
-    </w:p>
-    <w:p>
-      <w:pPr>
-        <w:pStyle w:val="ListParagraph"/>
-        <w:rPr>
-          <w:rFonts w:ascii="Times New Roman" w:hAnsi="Times New Roman" w:cs="Times New Roman"/>
-          <w:sz w:val="16"/>
-          <w:szCs w:val="16"/>
-        </w:rPr>
-      </w:pPr>
-    </w:p>
-    <w:p>
-      <w:pPr>
-        <w:pStyle w:val="ListParagraph"/>
-        <w:rPr>
-          <w:rFonts w:ascii="Times New Roman" w:hAnsi="Times New Roman" w:cs="Times New Roman"/>
-          <w:sz w:val="16"/>
-          <w:szCs w:val="16"/>
-        </w:rPr>
-      </w:pPr>
-    </w:p>
-    <w:p>
-      <w:pPr>
-        <w:rPr>
-          <w:rFonts w:ascii="Times New Roman" w:hAnsi="Times New Roman" w:cs="Times New Roman"/>
-          <w:color w:val="806000" w:themeColor="accent4" w:themeShade="80"/>
-          <w:sz w:val="16"/>
-          <w:szCs w:val="16"/>
-        </w:rPr>
-      </w:pPr>
-      <w:proofErr w:type="spellStart"/>
-      <w:r>
-        <w:rPr>
-          <w:rFonts w:ascii="Times New Roman" w:hAnsi="Times New Roman" w:cs="Times New Roman"/>
-          <w:color w:val="806000" w:themeColor="accent4" w:themeShade="80"/>
-          <w:sz w:val="16"/>
-          <w:szCs w:val="16"/>
-        </w:rPr>
-        <w:t>Guest_User</w:t>
-      </w:r>
-      <w:proofErr w:type="spellEnd"/>
-      <w:r>
-        <w:rPr>
-          <w:rFonts w:ascii="Times New Roman" w:hAnsi="Times New Roman" w:cs="Times New Roman"/>
-          <w:color w:val="806000" w:themeColor="accent4" w:themeShade="80"/>
-          <w:sz w:val="16"/>
-          <w:szCs w:val="16"/>
-        </w:rPr>
-        <w:t>:</w:t>
-      </w:r>
-    </w:p>
-    <w:p>
-      <w:pPr>
-        <w:pStyle w:val="ListParagraph"/>
-        <w:numPr>
-          <w:ilvl w:val="0"/>
-          <w:numId w:val="1"/>
-        </w:numPr>
-        <w:rPr>
-          <w:rFonts w:ascii="Times New Roman" w:hAnsi="Times New Roman" w:cs="Times New Roman"/>
-          <w:sz w:val="16"/>
-          <w:szCs w:val="16"/>
-        </w:rPr>
-      </w:pPr>
-      <w:r>
-        <w:rPr>
-          <w:rFonts w:ascii="Times New Roman" w:hAnsi="Times New Roman" w:cs="Times New Roman"/>
-          <w:sz w:val="16"/>
-          <w:szCs w:val="16"/>
-        </w:rPr>
-        <w:t>view landing page</w:t>
-      </w:r>
-    </w:p>
-    <w:p>
-      <w:pPr>
-        <w:pStyle w:val="ListParagraph"/>
-        <w:numPr>
-          <w:ilvl w:val="0"/>
-          <w:numId w:val="1"/>
-        </w:numPr>
-        <w:rPr>
-          <w:rFonts w:ascii="Times New Roman" w:hAnsi="Times New Roman" w:cs="Times New Roman"/>
-          <w:sz w:val="16"/>
-          <w:szCs w:val="16"/>
-        </w:rPr>
-      </w:pPr>
-      <w:r>
-        <w:rPr>
-          <w:rFonts w:ascii="Times New Roman" w:hAnsi="Times New Roman" w:cs="Times New Roman"/>
-          <w:sz w:val="16"/>
-          <w:szCs w:val="16"/>
-        </w:rPr>
-        <w:t>register account</w:t>
-      </w:r>
-    </w:p>
-    <w:p>
-      <w:pPr>
-        <w:pStyle w:val="ListParagraph"/>
-        <w:numPr>
-          <w:ilvl w:val="0"/>
-          <w:numId w:val="1"/>
-        </w:numPr>
-        <w:rPr>
-          <w:rFonts w:ascii="Times New Roman" w:hAnsi="Times New Roman" w:cs="Times New Roman"/>
-          <w:sz w:val="16"/>
-          <w:szCs w:val="16"/>
-        </w:rPr>
-      </w:pPr>
-      <w:r>
-        <w:rPr>
-          <w:rFonts w:ascii="Times New Roman" w:hAnsi="Times New Roman" w:cs="Times New Roman"/>
-          <w:sz w:val="16"/>
-          <w:szCs w:val="16"/>
-        </w:rPr>
-        <w:t>view about page</w:t>
+          <w:numId w:val="3"/>
+        </w:numPr>
+        <w:rPr>
+          <w:rFonts w:ascii="Times New Roman" w:hAnsi="Times New Roman" w:cs="Times New Roman"/>
+          <w:sz w:val="16"/>
+          <w:szCs w:val="16"/>
+        </w:rPr>
+      </w:pPr>
+      <w:r>
+        <w:rPr>
+          <w:rFonts w:ascii="Times New Roman" w:hAnsi="Times New Roman" w:cs="Times New Roman"/>
+          <w:sz w:val="16"/>
+          <w:szCs w:val="16"/>
+        </w:rPr>
+        <w:t>See activity logs</w:t>
       </w:r>
       <w:bookmarkStart w:id="0" w:name="_GoBack"/>
       <w:bookmarkEnd w:id="0"/>
@@ -1147,33 +1540,124 @@
     <w:p>
       <w:pPr>
         <w:pStyle w:val="ListParagraph"/>
-        <w:rPr>
-          <w:rFonts w:ascii="Times New Roman" w:hAnsi="Times New Roman" w:cs="Times New Roman"/>
-          <w:sz w:val="16"/>
-          <w:szCs w:val="16"/>
-        </w:rPr>
-      </w:pPr>
-    </w:p>
-    <w:p>
-      <w:pPr>
-        <w:rPr>
-          <w:rFonts w:ascii="Times New Roman" w:hAnsi="Times New Roman" w:cs="Times New Roman"/>
-          <w:sz w:val="16"/>
-          <w:szCs w:val="16"/>
-        </w:rPr>
-      </w:pPr>
-      <w:r>
+        <w:numPr>
+          <w:ilvl w:val="0"/>
+          <w:numId w:val="3"/>
+        </w:numPr>
+        <w:rPr>
+          <w:rFonts w:ascii="Times New Roman" w:hAnsi="Times New Roman" w:cs="Times New Roman"/>
+          <w:sz w:val="16"/>
+          <w:szCs w:val="16"/>
+        </w:rPr>
+      </w:pPr>
+      <w:r>
+        <w:rPr>
+          <w:rFonts w:ascii="Times New Roman" w:hAnsi="Times New Roman" w:cs="Times New Roman"/>
+          <w:sz w:val="16"/>
+          <w:szCs w:val="16"/>
+        </w:rPr>
+        <w:t>See repayment schedules</w:t>
+      </w:r>
+    </w:p>
+    <w:p>
+      <w:pPr>
+        <w:pStyle w:val="ListParagraph"/>
+        <w:numPr>
+          <w:ilvl w:val="0"/>
+          <w:numId w:val="3"/>
+        </w:numPr>
+        <w:rPr>
+          <w:rFonts w:ascii="Times New Roman" w:hAnsi="Times New Roman" w:cs="Times New Roman"/>
+          <w:sz w:val="16"/>
+          <w:szCs w:val="16"/>
+        </w:rPr>
+      </w:pPr>
+      <w:r>
+        <w:rPr>
+          <w:rFonts w:ascii="Times New Roman" w:hAnsi="Times New Roman" w:cs="Times New Roman"/>
+          <w:sz w:val="16"/>
+          <w:szCs w:val="16"/>
+        </w:rPr>
+        <w:t>Resolve disputes</w:t>
+      </w:r>
+      <w:r>
+        <w:rPr>
+          <w:rFonts w:ascii="Times New Roman" w:hAnsi="Times New Roman" w:cs="Times New Roman"/>
+          <w:sz w:val="16"/>
+          <w:szCs w:val="16"/>
+        </w:rPr>
+        <w:t xml:space="preserve"> </w:t>
+      </w:r>
+    </w:p>
+    <w:p>
+      <w:pPr>
+        <w:pStyle w:val="ListParagraph"/>
+        <w:numPr>
+          <w:ilvl w:val="0"/>
+          <w:numId w:val="3"/>
+        </w:numPr>
+        <w:rPr>
+          <w:rFonts w:ascii="Times New Roman" w:hAnsi="Times New Roman" w:cs="Times New Roman"/>
+          <w:sz w:val="16"/>
+          <w:szCs w:val="16"/>
+        </w:rPr>
+      </w:pPr>
+      <w:r>
+        <w:rPr>
+          <w:rFonts w:ascii="Times New Roman" w:hAnsi="Times New Roman" w:cs="Times New Roman"/>
+          <w:sz w:val="16"/>
+          <w:szCs w:val="16"/>
+        </w:rPr>
+        <w:t>Send notifications</w:t>
+      </w:r>
+    </w:p>
+    <w:p>
+      <w:pPr>
+        <w:pStyle w:val="ListParagraph"/>
+        <w:numPr>
+          <w:ilvl w:val="0"/>
+          <w:numId w:val="3"/>
+        </w:numPr>
+        <w:rPr>
+          <w:rFonts w:ascii="Times New Roman" w:hAnsi="Times New Roman" w:cs="Times New Roman"/>
+          <w:sz w:val="16"/>
+          <w:szCs w:val="16"/>
+        </w:rPr>
+      </w:pPr>
+      <w:r>
+        <w:rPr>
+          <w:rFonts w:ascii="Times New Roman" w:hAnsi="Times New Roman" w:cs="Times New Roman"/>
+          <w:sz w:val="16"/>
+          <w:szCs w:val="16"/>
+        </w:rPr>
+        <w:t>Manage Platform settings</w:t>
+      </w:r>
+    </w:p>
+    <w:p>
+      <w:pPr>
         <w:rPr>
           <w:rFonts w:ascii="Times New Roman" w:hAnsi="Times New Roman" w:cs="Times New Roman"/>
           <w:color w:val="806000" w:themeColor="accent4" w:themeShade="80"/>
           <w:sz w:val="16"/>
           <w:szCs w:val="16"/>
         </w:rPr>
-        <w:t>Admin</w:t>
-      </w:r>
-      <w:r>
-        <w:rPr>
-          <w:rFonts w:ascii="Times New Roman" w:hAnsi="Times New Roman" w:cs="Times New Roman"/>
+      </w:pPr>
+      <w:proofErr w:type="spellStart"/>
+      <w:r>
+        <w:rPr>
+          <w:rFonts w:ascii="Times New Roman" w:hAnsi="Times New Roman" w:cs="Times New Roman"/>
+          <w:color w:val="806000" w:themeColor="accent4" w:themeShade="80"/>
+          <w:sz w:val="16"/>
+          <w:szCs w:val="16"/>
+        </w:rPr>
+        <w:lastRenderedPageBreak/>
+        <w:t>SuperAdmin</w:t>
+      </w:r>
+      <w:proofErr w:type="spellEnd"/>
+      <w:r>
+        <w:rPr>
+          <w:rFonts w:ascii="Times New Roman" w:hAnsi="Times New Roman" w:cs="Times New Roman"/>
+          <w:color w:val="806000" w:themeColor="accent4" w:themeShade="80"/>
           <w:sz w:val="16"/>
           <w:szCs w:val="16"/>
         </w:rPr>
@@ -1182,6 +1666,7 @@
       <w:r>
         <w:rPr>
           <w:rFonts w:ascii="Times New Roman" w:hAnsi="Times New Roman" w:cs="Times New Roman"/>
+          <w:color w:val="806000" w:themeColor="accent4" w:themeShade="80"/>
           <w:sz w:val="16"/>
           <w:szCs w:val="16"/>
         </w:rPr>
@@ -1193,21 +1678,29 @@
         <w:pStyle w:val="ListParagraph"/>
         <w:numPr>
           <w:ilvl w:val="0"/>
-          <w:numId w:val="3"/>
-        </w:numPr>
-        <w:rPr>
-          <w:rFonts w:ascii="Times New Roman" w:hAnsi="Times New Roman" w:cs="Times New Roman"/>
-          <w:sz w:val="16"/>
-          <w:szCs w:val="16"/>
-        </w:rPr>
-      </w:pPr>
-      <w:r>
-        <w:rPr>
-          <w:rFonts w:ascii="Times New Roman" w:hAnsi="Times New Roman" w:cs="Times New Roman"/>
-          <w:sz w:val="16"/>
-          <w:szCs w:val="16"/>
-        </w:rPr>
-        <w:t>Login</w:t>
+          <w:numId w:val="4"/>
+        </w:numPr>
+        <w:rPr>
+          <w:rFonts w:ascii="Times New Roman" w:hAnsi="Times New Roman" w:cs="Times New Roman"/>
+          <w:sz w:val="16"/>
+          <w:szCs w:val="16"/>
+        </w:rPr>
+      </w:pPr>
+      <w:r>
+        <w:rPr>
+          <w:rFonts w:ascii="Times New Roman" w:hAnsi="Times New Roman" w:cs="Times New Roman"/>
+          <w:sz w:val="16"/>
+          <w:szCs w:val="16"/>
+        </w:rPr>
+        <w:t xml:space="preserve">All Admin roles </w:t>
+      </w:r>
+      <w:r>
+        <w:rPr>
+          <w:rFonts w:ascii="Times New Roman" w:hAnsi="Times New Roman" w:cs="Times New Roman"/>
+          <w:sz w:val="16"/>
+          <w:szCs w:val="16"/>
+        </w:rPr>
+        <w:t>+</w:t>
       </w:r>
     </w:p>
     <w:p>
@@ -1215,21 +1708,29 @@
         <w:pStyle w:val="ListParagraph"/>
         <w:numPr>
           <w:ilvl w:val="0"/>
-          <w:numId w:val="3"/>
-        </w:numPr>
-        <w:rPr>
-          <w:rFonts w:ascii="Times New Roman" w:hAnsi="Times New Roman" w:cs="Times New Roman"/>
-          <w:sz w:val="16"/>
-          <w:szCs w:val="16"/>
-        </w:rPr>
-      </w:pPr>
-      <w:r>
-        <w:rPr>
-          <w:rFonts w:ascii="Times New Roman" w:hAnsi="Times New Roman" w:cs="Times New Roman"/>
-          <w:sz w:val="16"/>
-          <w:szCs w:val="16"/>
-        </w:rPr>
-        <w:t>Approve loan request</w:t>
+          <w:numId w:val="4"/>
+        </w:numPr>
+        <w:rPr>
+          <w:rFonts w:ascii="Times New Roman" w:hAnsi="Times New Roman" w:cs="Times New Roman"/>
+          <w:sz w:val="16"/>
+          <w:szCs w:val="16"/>
+        </w:rPr>
+      </w:pPr>
+      <w:r>
+        <w:rPr>
+          <w:rFonts w:ascii="Times New Roman" w:hAnsi="Times New Roman" w:cs="Times New Roman"/>
+          <w:sz w:val="16"/>
+          <w:szCs w:val="16"/>
+        </w:rPr>
+        <w:t xml:space="preserve">Assign roles and permissions </w:t>
+      </w:r>
+      <w:r>
+        <w:rPr>
+          <w:rFonts w:ascii="Times New Roman" w:hAnsi="Times New Roman" w:cs="Times New Roman"/>
+          <w:sz w:val="16"/>
+          <w:szCs w:val="16"/>
+        </w:rPr>
+        <w:t>to users</w:t>
       </w:r>
     </w:p>
     <w:p>
@@ -1237,21 +1738,21 @@
         <w:pStyle w:val="ListParagraph"/>
         <w:numPr>
           <w:ilvl w:val="0"/>
-          <w:numId w:val="3"/>
-        </w:numPr>
-        <w:rPr>
-          <w:rFonts w:ascii="Times New Roman" w:hAnsi="Times New Roman" w:cs="Times New Roman"/>
-          <w:sz w:val="16"/>
-          <w:szCs w:val="16"/>
-        </w:rPr>
-      </w:pPr>
-      <w:r>
-        <w:rPr>
-          <w:rFonts w:ascii="Times New Roman" w:hAnsi="Times New Roman" w:cs="Times New Roman"/>
-          <w:sz w:val="16"/>
-          <w:szCs w:val="16"/>
-        </w:rPr>
-        <w:t>Reject loan request</w:t>
+          <w:numId w:val="4"/>
+        </w:numPr>
+        <w:rPr>
+          <w:rFonts w:ascii="Times New Roman" w:hAnsi="Times New Roman" w:cs="Times New Roman"/>
+          <w:sz w:val="16"/>
+          <w:szCs w:val="16"/>
+        </w:rPr>
+      </w:pPr>
+      <w:r>
+        <w:rPr>
+          <w:rFonts w:ascii="Times New Roman" w:hAnsi="Times New Roman" w:cs="Times New Roman"/>
+          <w:sz w:val="16"/>
+          <w:szCs w:val="16"/>
+        </w:rPr>
+        <w:t>See all the activity log on the platform</w:t>
       </w:r>
     </w:p>
     <w:p>
@@ -1259,171 +1760,6 @@
         <w:pStyle w:val="ListParagraph"/>
         <w:numPr>
           <w:ilvl w:val="0"/>
-          <w:numId w:val="3"/>
-        </w:numPr>
-        <w:rPr>
-          <w:rFonts w:ascii="Times New Roman" w:hAnsi="Times New Roman" w:cs="Times New Roman"/>
-          <w:sz w:val="16"/>
-          <w:szCs w:val="16"/>
-        </w:rPr>
-      </w:pPr>
-      <w:r>
-        <w:rPr>
-          <w:rFonts w:ascii="Times New Roman" w:hAnsi="Times New Roman" w:cs="Times New Roman"/>
-          <w:sz w:val="16"/>
-          <w:szCs w:val="16"/>
-        </w:rPr>
-        <w:t>Disburse funds</w:t>
-      </w:r>
-    </w:p>
-    <w:p>
-      <w:pPr>
-        <w:pStyle w:val="ListParagraph"/>
-        <w:numPr>
-          <w:ilvl w:val="0"/>
-          <w:numId w:val="3"/>
-        </w:numPr>
-        <w:rPr>
-          <w:rFonts w:ascii="Times New Roman" w:hAnsi="Times New Roman" w:cs="Times New Roman"/>
-          <w:sz w:val="16"/>
-          <w:szCs w:val="16"/>
-        </w:rPr>
-      </w:pPr>
-      <w:r>
-        <w:rPr>
-          <w:rFonts w:ascii="Times New Roman" w:hAnsi="Times New Roman" w:cs="Times New Roman"/>
-          <w:sz w:val="16"/>
-          <w:szCs w:val="16"/>
-        </w:rPr>
-        <w:t>Approve user account</w:t>
-      </w:r>
-    </w:p>
-    <w:p>
-      <w:pPr>
-        <w:pStyle w:val="ListParagraph"/>
-        <w:numPr>
-          <w:ilvl w:val="0"/>
-          <w:numId w:val="3"/>
-        </w:numPr>
-        <w:rPr>
-          <w:rFonts w:ascii="Times New Roman" w:hAnsi="Times New Roman" w:cs="Times New Roman"/>
-          <w:sz w:val="16"/>
-          <w:szCs w:val="16"/>
-        </w:rPr>
-      </w:pPr>
-      <w:r>
-        <w:rPr>
-          <w:rFonts w:ascii="Times New Roman" w:hAnsi="Times New Roman" w:cs="Times New Roman"/>
-          <w:sz w:val="16"/>
-          <w:szCs w:val="16"/>
-        </w:rPr>
-        <w:t>See</w:t>
-      </w:r>
-      <w:r>
-        <w:rPr>
-          <w:rFonts w:ascii="Times New Roman" w:hAnsi="Times New Roman" w:cs="Times New Roman"/>
-          <w:sz w:val="16"/>
-          <w:szCs w:val="16"/>
-        </w:rPr>
-        <w:t xml:space="preserve"> </w:t>
-      </w:r>
-      <w:r>
-        <w:rPr>
-          <w:rFonts w:ascii="Times New Roman" w:hAnsi="Times New Roman" w:cs="Times New Roman"/>
-          <w:sz w:val="16"/>
-          <w:szCs w:val="16"/>
-        </w:rPr>
-        <w:t>transactions</w:t>
-      </w:r>
-    </w:p>
-    <w:p>
-      <w:pPr>
-        <w:pStyle w:val="ListParagraph"/>
-        <w:numPr>
-          <w:ilvl w:val="0"/>
-          <w:numId w:val="3"/>
-        </w:numPr>
-        <w:rPr>
-          <w:rFonts w:ascii="Times New Roman" w:hAnsi="Times New Roman" w:cs="Times New Roman"/>
-          <w:sz w:val="16"/>
-          <w:szCs w:val="16"/>
-        </w:rPr>
-      </w:pPr>
-      <w:r>
-        <w:rPr>
-          <w:rFonts w:ascii="Times New Roman" w:hAnsi="Times New Roman" w:cs="Times New Roman"/>
-          <w:sz w:val="16"/>
-          <w:szCs w:val="16"/>
-        </w:rPr>
-        <w:t>Resolve disputes</w:t>
-      </w:r>
-    </w:p>
-    <w:p>
-      <w:pPr>
-        <w:pStyle w:val="ListParagraph"/>
-        <w:numPr>
-          <w:ilvl w:val="0"/>
-          <w:numId w:val="3"/>
-        </w:numPr>
-        <w:rPr>
-          <w:rFonts w:ascii="Times New Roman" w:hAnsi="Times New Roman" w:cs="Times New Roman"/>
-          <w:sz w:val="16"/>
-          <w:szCs w:val="16"/>
-        </w:rPr>
-      </w:pPr>
-      <w:r>
-        <w:rPr>
-          <w:rFonts w:ascii="Times New Roman" w:hAnsi="Times New Roman" w:cs="Times New Roman"/>
-          <w:sz w:val="16"/>
-          <w:szCs w:val="16"/>
-        </w:rPr>
-        <w:t>Manage Platform settings</w:t>
-      </w:r>
-    </w:p>
-    <w:p>
-      <w:pPr>
-        <w:rPr>
-          <w:rFonts w:ascii="Times New Roman" w:hAnsi="Times New Roman" w:cs="Times New Roman"/>
-          <w:color w:val="806000" w:themeColor="accent4" w:themeShade="80"/>
-          <w:sz w:val="16"/>
-          <w:szCs w:val="16"/>
-        </w:rPr>
-      </w:pPr>
-      <w:proofErr w:type="spellStart"/>
-      <w:r>
-        <w:rPr>
-          <w:rFonts w:ascii="Times New Roman" w:hAnsi="Times New Roman" w:cs="Times New Roman"/>
-          <w:color w:val="806000" w:themeColor="accent4" w:themeShade="80"/>
-          <w:sz w:val="16"/>
-          <w:szCs w:val="16"/>
-        </w:rPr>
-        <w:t>SuperAdmin</w:t>
-      </w:r>
-      <w:proofErr w:type="spellEnd"/>
-      <w:r>
-        <w:rPr>
-          <w:rFonts w:ascii="Times New Roman" w:hAnsi="Times New Roman" w:cs="Times New Roman"/>
-          <w:color w:val="806000" w:themeColor="accent4" w:themeShade="80"/>
-          <w:sz w:val="16"/>
-          <w:szCs w:val="16"/>
-        </w:rPr>
-        <w:t>:</w:t>
-      </w:r>
-      <w:r>
-        <w:rPr>
-          <w:rFonts w:ascii="Times New Roman" w:hAnsi="Times New Roman" w:cs="Times New Roman"/>
-          <w:color w:val="806000" w:themeColor="accent4" w:themeShade="80"/>
-          <w:sz w:val="16"/>
-          <w:szCs w:val="16"/>
-        </w:rPr>
-        <w:t xml:space="preserve"> </w:t>
-      </w:r>
-    </w:p>
-    <w:p>
-      <w:pPr>
-        <w:pStyle w:val="ListParagraph"/>
-        <w:numPr>
-          <w:ilvl w:val="0"/>
           <w:numId w:val="4"/>
         </w:numPr>
         <w:rPr>
@@ -1438,89 +1774,6 @@
           <w:sz w:val="16"/>
           <w:szCs w:val="16"/>
         </w:rPr>
-        <w:t xml:space="preserve">All Admin roles </w:t>
-      </w:r>
-      <w:r>
-        <w:rPr>
-          <w:rFonts w:ascii="Times New Roman" w:hAnsi="Times New Roman" w:cs="Times New Roman"/>
-          <w:sz w:val="16"/>
-          <w:szCs w:val="16"/>
-        </w:rPr>
-        <w:t>+</w:t>
-      </w:r>
-    </w:p>
-    <w:p>
-      <w:pPr>
-        <w:pStyle w:val="ListParagraph"/>
-        <w:numPr>
-          <w:ilvl w:val="0"/>
-          <w:numId w:val="4"/>
-        </w:numPr>
-        <w:rPr>
-          <w:rFonts w:ascii="Times New Roman" w:hAnsi="Times New Roman" w:cs="Times New Roman"/>
-          <w:sz w:val="16"/>
-          <w:szCs w:val="16"/>
-        </w:rPr>
-      </w:pPr>
-      <w:r>
-        <w:rPr>
-          <w:rFonts w:ascii="Times New Roman" w:hAnsi="Times New Roman" w:cs="Times New Roman"/>
-          <w:sz w:val="16"/>
-          <w:szCs w:val="16"/>
-        </w:rPr>
-        <w:t xml:space="preserve">Assign roles and permissions </w:t>
-      </w:r>
-      <w:r>
-        <w:rPr>
-          <w:rFonts w:ascii="Times New Roman" w:hAnsi="Times New Roman" w:cs="Times New Roman"/>
-          <w:sz w:val="16"/>
-          <w:szCs w:val="16"/>
-        </w:rPr>
-        <w:t>to users</w:t>
-      </w:r>
-    </w:p>
-    <w:p>
-      <w:pPr>
-        <w:pStyle w:val="ListParagraph"/>
-        <w:numPr>
-          <w:ilvl w:val="0"/>
-          <w:numId w:val="4"/>
-        </w:numPr>
-        <w:rPr>
-          <w:rFonts w:ascii="Times New Roman" w:hAnsi="Times New Roman" w:cs="Times New Roman"/>
-          <w:sz w:val="16"/>
-          <w:szCs w:val="16"/>
-        </w:rPr>
-      </w:pPr>
-      <w:r>
-        <w:rPr>
-          <w:rFonts w:ascii="Times New Roman" w:hAnsi="Times New Roman" w:cs="Times New Roman"/>
-          <w:sz w:val="16"/>
-          <w:szCs w:val="16"/>
-        </w:rPr>
-        <w:t>See all the activity log on the platform</w:t>
-      </w:r>
-    </w:p>
-    <w:p>
-      <w:pPr>
-        <w:pStyle w:val="ListParagraph"/>
-        <w:numPr>
-          <w:ilvl w:val="0"/>
-          <w:numId w:val="4"/>
-        </w:numPr>
-        <w:rPr>
-          <w:rFonts w:ascii="Times New Roman" w:hAnsi="Times New Roman" w:cs="Times New Roman"/>
-          <w:sz w:val="16"/>
-          <w:szCs w:val="16"/>
-        </w:rPr>
-      </w:pPr>
-      <w:r>
-        <w:rPr>
-          <w:rFonts w:ascii="Times New Roman" w:hAnsi="Times New Roman" w:cs="Times New Roman"/>
-          <w:sz w:val="16"/>
-          <w:szCs w:val="16"/>
-        </w:rPr>
-        <w:lastRenderedPageBreak/>
         <w:t>Change platform settings</w:t>
       </w:r>
     </w:p>
@@ -2313,7 +2566,7 @@
           <w:numId w:val="21"/>
         </w:numPr>
         <w:rPr>
-          <w:color w:val="FF0000"/>
+          <w:color w:val="000000" w:themeColor="text1"/>
           <w:sz w:val="16"/>
           <w:szCs w:val="16"/>
         </w:rPr>
@@ -2321,7 +2574,7 @@
       <w:r>
         <w:rPr>
           <w:rStyle w:val="Strong"/>
-          <w:color w:val="FF0000"/>
+          <w:color w:val="000000" w:themeColor="text1"/>
           <w:sz w:val="16"/>
           <w:szCs w:val="16"/>
         </w:rPr>
@@ -2330,7 +2583,7 @@
       <w:r>
         <w:rPr>
           <w:rStyle w:val="Strong"/>
-          <w:color w:val="FF0000"/>
+          <w:color w:val="000000" w:themeColor="text1"/>
           <w:sz w:val="16"/>
           <w:szCs w:val="16"/>
         </w:rPr>
@@ -2339,7 +2592,7 @@
       <w:r>
         <w:rPr>
           <w:rStyle w:val="Strong"/>
-          <w:color w:val="FF0000"/>
+          <w:color w:val="000000" w:themeColor="text1"/>
           <w:sz w:val="16"/>
           <w:szCs w:val="16"/>
         </w:rPr>
@@ -2348,7 +2601,7 @@
       <w:r>
         <w:rPr>
           <w:rStyle w:val="HTMLCode"/>
-          <w:color w:val="FF0000"/>
+          <w:color w:val="000000" w:themeColor="text1"/>
           <w:sz w:val="16"/>
           <w:szCs w:val="16"/>
         </w:rPr>
@@ -2356,7 +2609,7 @@
       </w:r>
       <w:r>
         <w:rPr>
-          <w:color w:val="FF0000"/>
+          <w:color w:val="000000" w:themeColor="text1"/>
           <w:sz w:val="16"/>
           <w:szCs w:val="16"/>
         </w:rPr>
@@ -2365,7 +2618,7 @@
       <w:r>
         <w:rPr>
           <w:rStyle w:val="Strong"/>
-          <w:color w:val="FF0000"/>
+          <w:color w:val="000000" w:themeColor="text1"/>
           <w:sz w:val="16"/>
           <w:szCs w:val="16"/>
         </w:rPr>
@@ -2374,7 +2627,7 @@
       <w:r>
         <w:rPr>
           <w:rStyle w:val="Strong"/>
-          <w:color w:val="FF0000"/>
+          <w:color w:val="000000" w:themeColor="text1"/>
           <w:sz w:val="16"/>
           <w:szCs w:val="16"/>
         </w:rPr>
@@ -2382,7 +2635,7 @@
       </w:r>
       <w:r>
         <w:rPr>
-          <w:color w:val="FF0000"/>
+          <w:color w:val="000000" w:themeColor="text1"/>
           <w:sz w:val="16"/>
           <w:szCs w:val="16"/>
         </w:rPr>
@@ -2391,7 +2644,7 @@
       <w:r>
         <w:rPr>
           <w:rStyle w:val="HTMLCode"/>
-          <w:color w:val="FF0000"/>
+          <w:color w:val="000000" w:themeColor="text1"/>
           <w:sz w:val="16"/>
           <w:szCs w:val="16"/>
         </w:rPr>
@@ -2400,7 +2653,7 @@
       <w:r>
         <w:rPr>
           <w:b/>
-          <w:color w:val="FF0000"/>
+          <w:color w:val="000000" w:themeColor="text1"/>
           <w:sz w:val="16"/>
           <w:szCs w:val="16"/>
         </w:rPr>
@@ -2489,7 +2742,7 @@
           <w:numId w:val="21"/>
         </w:numPr>
         <w:rPr>
-          <w:color w:val="FF0000"/>
+          <w:color w:val="000000" w:themeColor="text1"/>
           <w:sz w:val="16"/>
           <w:szCs w:val="16"/>
         </w:rPr>
@@ -2497,7 +2750,7 @@
       <w:r>
         <w:rPr>
           <w:rStyle w:val="Strong"/>
-          <w:color w:val="FF0000"/>
+          <w:color w:val="000000" w:themeColor="text1"/>
           <w:sz w:val="16"/>
           <w:szCs w:val="16"/>
         </w:rPr>
@@ -2506,7 +2759,7 @@
       <w:r>
         <w:rPr>
           <w:rStyle w:val="HTMLCode"/>
-          <w:color w:val="FF0000"/>
+          <w:color w:val="000000" w:themeColor="text1"/>
           <w:sz w:val="16"/>
           <w:szCs w:val="16"/>
         </w:rPr>
@@ -2515,7 +2768,7 @@
       <w:r>
         <w:rPr>
           <w:rStyle w:val="Strong"/>
-          <w:color w:val="FF0000"/>
+          <w:color w:val="000000" w:themeColor="text1"/>
           <w:sz w:val="16"/>
           <w:szCs w:val="16"/>
         </w:rPr>
@@ -2523,7 +2776,7 @@
       </w:r>
       <w:r>
         <w:rPr>
-          <w:color w:val="FF0000"/>
+          <w:color w:val="000000" w:themeColor="text1"/>
           <w:sz w:val="16"/>
           <w:szCs w:val="16"/>
         </w:rPr>
@@ -2532,7 +2785,7 @@
       <w:r>
         <w:rPr>
           <w:rStyle w:val="HTMLCode"/>
-          <w:color w:val="FF0000"/>
+          <w:color w:val="000000" w:themeColor="text1"/>
           <w:sz w:val="16"/>
           <w:szCs w:val="16"/>
         </w:rPr>
@@ -2541,7 +2794,7 @@
       <w:r>
         <w:rPr>
           <w:rStyle w:val="HTMLCode"/>
-          <w:color w:val="FF0000"/>
+          <w:color w:val="000000" w:themeColor="text1"/>
           <w:sz w:val="16"/>
           <w:szCs w:val="16"/>
         </w:rPr>
@@ -2551,7 +2804,7 @@
       <w:r>
         <w:rPr>
           <w:rStyle w:val="Strong"/>
-          <w:color w:val="FF0000"/>
+          <w:color w:val="000000" w:themeColor="text1"/>
           <w:sz w:val="16"/>
           <w:szCs w:val="16"/>
         </w:rPr>
@@ -2563,7 +2816,7 @@
           <w:rStyle w:val="Strong"/>
           <w:b w:val="0"/>
           <w:bCs w:val="0"/>
-          <w:color w:val="FF0000"/>
+          <w:color w:val="000000" w:themeColor="text1"/>
           <w:sz w:val="16"/>
           <w:szCs w:val="16"/>
         </w:rPr>
@@ -2574,7 +2827,7 @@
           <w:rStyle w:val="Strong"/>
           <w:b w:val="0"/>
           <w:bCs w:val="0"/>
-          <w:color w:val="FF0000"/>
+          <w:color w:val="000000" w:themeColor="text1"/>
           <w:sz w:val="16"/>
           <w:szCs w:val="16"/>
         </w:rPr>
@@ -2819,7 +3072,7 @@
         <w:rPr>
           <w:rStyle w:val="HTMLCode"/>
           <w:rFonts w:ascii="Times New Roman" w:hAnsi="Times New Roman" w:cs="Times New Roman"/>
-          <w:color w:val="FF0000"/>
+          <w:color w:val="000000" w:themeColor="text1"/>
           <w:sz w:val="16"/>
           <w:szCs w:val="16"/>
         </w:rPr>
@@ -2828,7 +3081,7 @@
       <w:r>
         <w:rPr>
           <w:rStyle w:val="Strong"/>
-          <w:color w:val="FF0000"/>
+          <w:color w:val="000000" w:themeColor="text1"/>
           <w:sz w:val="16"/>
           <w:szCs w:val="16"/>
         </w:rPr>
@@ -2837,7 +3090,7 @@
       <w:r>
         <w:rPr>
           <w:rStyle w:val="Strong"/>
-          <w:color w:val="FF0000"/>
+          <w:color w:val="000000" w:themeColor="text1"/>
           <w:sz w:val="16"/>
           <w:szCs w:val="16"/>
         </w:rPr>
@@ -2847,7 +3100,7 @@
       <w:r>
         <w:rPr>
           <w:rStyle w:val="HTMLCode"/>
-          <w:color w:val="FF0000"/>
+          <w:color w:val="000000" w:themeColor="text1"/>
           <w:sz w:val="16"/>
           <w:szCs w:val="16"/>
         </w:rPr>
@@ -2855,7 +3108,7 @@
       </w:r>
       <w:r>
         <w:rPr>
-          <w:color w:val="FF0000"/>
+          <w:color w:val="000000" w:themeColor="text1"/>
           <w:sz w:val="16"/>
           <w:szCs w:val="16"/>
         </w:rPr>
@@ -2864,7 +3117,7 @@
       <w:r>
         <w:rPr>
           <w:rStyle w:val="Strong"/>
-          <w:color w:val="FF0000"/>
+          <w:color w:val="000000" w:themeColor="text1"/>
           <w:sz w:val="16"/>
           <w:szCs w:val="16"/>
         </w:rPr>
@@ -2872,7 +3125,7 @@
       </w:r>
       <w:r>
         <w:rPr>
-          <w:color w:val="FF0000"/>
+          <w:color w:val="000000" w:themeColor="text1"/>
           <w:sz w:val="16"/>
           <w:szCs w:val="16"/>
         </w:rPr>
@@ -2881,7 +3134,7 @@
       <w:r>
         <w:rPr>
           <w:rStyle w:val="HTMLCode"/>
-          <w:color w:val="FF0000"/>
+          <w:color w:val="000000" w:themeColor="text1"/>
           <w:sz w:val="16"/>
           <w:szCs w:val="16"/>
         </w:rPr>
@@ -2890,7 +3143,7 @@
       <w:r>
         <w:rPr>
           <w:rStyle w:val="HTMLCode"/>
-          <w:color w:val="FF0000"/>
+          <w:color w:val="000000" w:themeColor="text1"/>
           <w:sz w:val="16"/>
           <w:szCs w:val="16"/>
         </w:rPr>
@@ -2899,7 +3152,7 @@
       <w:r>
         <w:rPr>
           <w:rStyle w:val="HTMLCode"/>
-          <w:color w:val="FF0000"/>
+          <w:color w:val="000000" w:themeColor="text1"/>
           <w:sz w:val="16"/>
           <w:szCs w:val="16"/>
         </w:rPr>
@@ -2910,7 +3163,7 @@
         <w:rPr>
           <w:rStyle w:val="HTMLCode"/>
           <w:b/>
-          <w:color w:val="FF0000"/>
+          <w:color w:val="000000" w:themeColor="text1"/>
           <w:sz w:val="16"/>
           <w:szCs w:val="16"/>
         </w:rPr>
@@ -2928,7 +3181,7 @@
         <w:rPr>
           <w:rStyle w:val="HTMLCode"/>
           <w:rFonts w:ascii="Times New Roman" w:hAnsi="Times New Roman" w:cs="Times New Roman"/>
-          <w:color w:val="FF0000"/>
+          <w:color w:val="000000" w:themeColor="text1"/>
           <w:sz w:val="16"/>
           <w:szCs w:val="16"/>
         </w:rPr>
@@ -2937,7 +3190,7 @@
       <w:r>
         <w:rPr>
           <w:rStyle w:val="Strong"/>
-          <w:color w:val="FF0000"/>
+          <w:color w:val="000000" w:themeColor="text1"/>
           <w:sz w:val="16"/>
           <w:szCs w:val="16"/>
         </w:rPr>
@@ -2946,7 +3199,7 @@
       <w:r>
         <w:rPr>
           <w:rStyle w:val="Strong"/>
-          <w:color w:val="FF0000"/>
+          <w:color w:val="000000" w:themeColor="text1"/>
           <w:sz w:val="16"/>
           <w:szCs w:val="16"/>
         </w:rPr>
@@ -2956,7 +3209,7 @@
       <w:r>
         <w:rPr>
           <w:rStyle w:val="HTMLCode"/>
-          <w:color w:val="FF0000"/>
+          <w:color w:val="000000" w:themeColor="text1"/>
           <w:sz w:val="16"/>
           <w:szCs w:val="16"/>
         </w:rPr>
@@ -2964,7 +3217,7 @@
       </w:r>
       <w:r>
         <w:rPr>
-          <w:color w:val="FF0000"/>
+          <w:color w:val="000000" w:themeColor="text1"/>
           <w:sz w:val="16"/>
           <w:szCs w:val="16"/>
         </w:rPr>
@@ -2973,7 +3226,7 @@
       <w:r>
         <w:rPr>
           <w:rStyle w:val="Strong"/>
-          <w:color w:val="FF0000"/>
+          <w:color w:val="000000" w:themeColor="text1"/>
           <w:sz w:val="16"/>
           <w:szCs w:val="16"/>
         </w:rPr>
@@ -2981,7 +3234,7 @@
       </w:r>
       <w:r>
         <w:rPr>
-          <w:color w:val="FF0000"/>
+          <w:color w:val="000000" w:themeColor="text1"/>
           <w:sz w:val="16"/>
           <w:szCs w:val="16"/>
         </w:rPr>
@@ -2990,7 +3243,7 @@
       <w:r>
         <w:rPr>
           <w:rStyle w:val="HTMLCode"/>
-          <w:color w:val="FF0000"/>
+          <w:color w:val="000000" w:themeColor="text1"/>
           <w:sz w:val="16"/>
           <w:szCs w:val="16"/>
         </w:rPr>
@@ -2999,7 +3252,7 @@
       <w:r>
         <w:rPr>
           <w:rStyle w:val="HTMLCode"/>
-          <w:color w:val="FF0000"/>
+          <w:color w:val="000000" w:themeColor="text1"/>
           <w:sz w:val="16"/>
           <w:szCs w:val="16"/>
         </w:rPr>
@@ -3008,7 +3261,7 @@
       <w:r>
         <w:rPr>
           <w:rStyle w:val="HTMLCode"/>
-          <w:color w:val="FF0000"/>
+          <w:color w:val="000000" w:themeColor="text1"/>
           <w:sz w:val="16"/>
           <w:szCs w:val="16"/>
         </w:rPr>
@@ -3018,7 +3271,7 @@
         <w:rPr>
           <w:rStyle w:val="HTMLCode"/>
           <w:b/>
-          <w:color w:val="FF0000"/>
+          <w:color w:val="000000" w:themeColor="text1"/>
           <w:sz w:val="16"/>
           <w:szCs w:val="16"/>
         </w:rPr>
@@ -3234,7 +3487,7 @@
         <w:rPr>
           <w:rStyle w:val="HTMLCode"/>
           <w:rFonts w:ascii="Times New Roman" w:hAnsi="Times New Roman" w:cs="Times New Roman"/>
-          <w:color w:val="FF0000"/>
+          <w:color w:val="000000" w:themeColor="text1"/>
           <w:sz w:val="16"/>
           <w:szCs w:val="16"/>
         </w:rPr>
@@ -3243,7 +3496,7 @@
       <w:r>
         <w:rPr>
           <w:rStyle w:val="Strong"/>
-          <w:color w:val="FF0000"/>
+          <w:color w:val="000000" w:themeColor="text1"/>
           <w:sz w:val="16"/>
           <w:szCs w:val="16"/>
         </w:rPr>
@@ -3253,7 +3506,7 @@
       <w:r>
         <w:rPr>
           <w:rStyle w:val="HTMLCode"/>
-          <w:color w:val="FF0000"/>
+          <w:color w:val="000000" w:themeColor="text1"/>
           <w:sz w:val="16"/>
           <w:szCs w:val="16"/>
         </w:rPr>
@@ -3261,7 +3514,7 @@
       </w:r>
       <w:r>
         <w:rPr>
-          <w:color w:val="FF0000"/>
+          <w:color w:val="000000" w:themeColor="text1"/>
           <w:sz w:val="16"/>
           <w:szCs w:val="16"/>
         </w:rPr>
@@ -3270,7 +3523,7 @@
       <w:r>
         <w:rPr>
           <w:rStyle w:val="Strong"/>
-          <w:color w:val="FF0000"/>
+          <w:color w:val="000000" w:themeColor="text1"/>
           <w:sz w:val="16"/>
           <w:szCs w:val="16"/>
         </w:rPr>
@@ -3278,7 +3531,7 @@
       </w:r>
       <w:r>
         <w:rPr>
-          <w:color w:val="FF0000"/>
+          <w:color w:val="000000" w:themeColor="text1"/>
           <w:sz w:val="16"/>
           <w:szCs w:val="16"/>
         </w:rPr>
@@ -3287,7 +3540,7 @@
       <w:r>
         <w:rPr>
           <w:rStyle w:val="HTMLCode"/>
-          <w:color w:val="FF0000"/>
+          <w:color w:val="000000" w:themeColor="text1"/>
           <w:sz w:val="16"/>
           <w:szCs w:val="16"/>
         </w:rPr>
@@ -3297,7 +3550,7 @@
         <w:rPr>
           <w:rStyle w:val="HTMLCode"/>
           <w:b/>
-          <w:color w:val="FF0000"/>
+          <w:color w:val="000000" w:themeColor="text1"/>
           <w:sz w:val="16"/>
           <w:szCs w:val="16"/>
         </w:rPr>
@@ -3314,7 +3567,7 @@
         <w:rPr>
           <w:rStyle w:val="HTMLCode"/>
           <w:rFonts w:ascii="Times New Roman" w:hAnsi="Times New Roman" w:cs="Times New Roman"/>
-          <w:color w:val="FF0000"/>
+          <w:color w:val="000000" w:themeColor="text1"/>
           <w:sz w:val="16"/>
           <w:szCs w:val="16"/>
         </w:rPr>
@@ -3323,7 +3576,7 @@
       <w:r>
         <w:rPr>
           <w:rStyle w:val="Strong"/>
-          <w:color w:val="FF0000"/>
+          <w:color w:val="000000" w:themeColor="text1"/>
           <w:sz w:val="16"/>
           <w:szCs w:val="16"/>
         </w:rPr>
@@ -3333,7 +3586,7 @@
       <w:r>
         <w:rPr>
           <w:rStyle w:val="HTMLCode"/>
-          <w:color w:val="FF0000"/>
+          <w:color w:val="000000" w:themeColor="text1"/>
           <w:sz w:val="16"/>
           <w:szCs w:val="16"/>
         </w:rPr>
@@ -3341,7 +3594,7 @@
       </w:r>
       <w:r>
         <w:rPr>
-          <w:color w:val="FF0000"/>
+          <w:color w:val="000000" w:themeColor="text1"/>
           <w:sz w:val="16"/>
           <w:szCs w:val="16"/>
         </w:rPr>
@@ -3350,7 +3603,7 @@
       <w:r>
         <w:rPr>
           <w:rStyle w:val="Strong"/>
-          <w:color w:val="FF0000"/>
+          <w:color w:val="000000" w:themeColor="text1"/>
           <w:sz w:val="16"/>
           <w:szCs w:val="16"/>
         </w:rPr>
@@ -3358,7 +3611,7 @@
       </w:r>
       <w:r>
         <w:rPr>
-          <w:color w:val="FF0000"/>
+          <w:color w:val="000000" w:themeColor="text1"/>
           <w:sz w:val="16"/>
           <w:szCs w:val="16"/>
         </w:rPr>
@@ -3367,7 +3620,7 @@
       <w:r>
         <w:rPr>
           <w:rStyle w:val="HTMLCode"/>
-          <w:color w:val="FF0000"/>
+          <w:color w:val="000000" w:themeColor="text1"/>
           <w:sz w:val="16"/>
           <w:szCs w:val="16"/>
         </w:rPr>
@@ -3376,7 +3629,7 @@
       <w:r>
         <w:rPr>
           <w:rStyle w:val="HTMLCode"/>
-          <w:color w:val="FF0000"/>
+          <w:color w:val="000000" w:themeColor="text1"/>
           <w:sz w:val="16"/>
           <w:szCs w:val="16"/>
         </w:rPr>
@@ -3387,7 +3640,7 @@
         <w:rPr>
           <w:rStyle w:val="HTMLCode"/>
           <w:b/>
-          <w:color w:val="FF0000"/>
+          <w:color w:val="000000" w:themeColor="text1"/>
           <w:sz w:val="16"/>
           <w:szCs w:val="16"/>
         </w:rPr>
@@ -3488,7 +3741,7 @@
         <w:rPr>
           <w:rStyle w:val="HTMLCode"/>
           <w:rFonts w:ascii="Times New Roman" w:hAnsi="Times New Roman" w:cs="Times New Roman"/>
-          <w:color w:val="FF0000"/>
+          <w:color w:val="000000" w:themeColor="text1"/>
           <w:sz w:val="16"/>
           <w:szCs w:val="16"/>
         </w:rPr>
@@ -3496,7 +3749,7 @@
       <w:r>
         <w:rPr>
           <w:rStyle w:val="Strong"/>
-          <w:color w:val="FF0000"/>
+          <w:color w:val="000000" w:themeColor="text1"/>
           <w:sz w:val="16"/>
           <w:szCs w:val="16"/>
         </w:rPr>
@@ -3505,7 +3758,7 @@
       <w:r>
         <w:rPr>
           <w:rStyle w:val="HTMLCode"/>
-          <w:color w:val="FF0000"/>
+          <w:color w:val="000000" w:themeColor="text1"/>
           <w:sz w:val="16"/>
           <w:szCs w:val="16"/>
         </w:rPr>
@@ -3514,7 +3767,7 @@
       <w:r>
         <w:rPr>
           <w:rStyle w:val="HTMLCode"/>
-          <w:color w:val="FF0000"/>
+          <w:color w:val="000000" w:themeColor="text1"/>
           <w:sz w:val="16"/>
           <w:szCs w:val="16"/>
         </w:rPr>
@@ -3522,7 +3775,7 @@
       </w:r>
       <w:r>
         <w:rPr>
-          <w:color w:val="FF0000"/>
+          <w:color w:val="000000" w:themeColor="text1"/>
           <w:sz w:val="16"/>
           <w:szCs w:val="16"/>
         </w:rPr>
@@ -3531,7 +3784,7 @@
       <w:r>
         <w:rPr>
           <w:rStyle w:val="Strong"/>
-          <w:color w:val="FF0000"/>
+          <w:color w:val="000000" w:themeColor="text1"/>
           <w:sz w:val="16"/>
           <w:szCs w:val="16"/>
         </w:rPr>
@@ -3539,7 +3792,7 @@
       </w:r>
       <w:r>
         <w:rPr>
-          <w:color w:val="FF0000"/>
+          <w:color w:val="000000" w:themeColor="text1"/>
           <w:sz w:val="16"/>
           <w:szCs w:val="16"/>
         </w:rPr>
@@ -3548,7 +3801,7 @@
       <w:r>
         <w:rPr>
           <w:rStyle w:val="HTMLCode"/>
-          <w:color w:val="FF0000"/>
+          <w:color w:val="000000" w:themeColor="text1"/>
           <w:sz w:val="16"/>
           <w:szCs w:val="16"/>
         </w:rPr>
@@ -3558,7 +3811,7 @@
         <w:rPr>
           <w:rStyle w:val="HTMLCode"/>
           <w:b/>
-          <w:color w:val="FF0000"/>
+          <w:color w:val="000000" w:themeColor="text1"/>
           <w:sz w:val="16"/>
           <w:szCs w:val="16"/>
         </w:rPr>
@@ -3586,7 +3839,7 @@
         <w:rPr>
           <w:rStyle w:val="HTMLCode"/>
           <w:rFonts w:ascii="Times New Roman" w:hAnsi="Times New Roman" w:cs="Times New Roman"/>
-          <w:color w:val="FF0000"/>
+          <w:color w:val="000000" w:themeColor="text1"/>
           <w:sz w:val="16"/>
           <w:szCs w:val="16"/>
         </w:rPr>
@@ -3594,7 +3847,7 @@
       <w:r>
         <w:rPr>
           <w:rStyle w:val="Strong"/>
-          <w:color w:val="FF0000"/>
+          <w:color w:val="000000" w:themeColor="text1"/>
           <w:sz w:val="16"/>
           <w:szCs w:val="16"/>
         </w:rPr>
@@ -3603,7 +3856,7 @@
       <w:r>
         <w:rPr>
           <w:rStyle w:val="HTMLCode"/>
-          <w:color w:val="FF0000"/>
+          <w:color w:val="000000" w:themeColor="text1"/>
           <w:sz w:val="16"/>
           <w:szCs w:val="16"/>
         </w:rPr>
@@ -3612,7 +3865,7 @@
       <w:r>
         <w:rPr>
           <w:rStyle w:val="HTMLCode"/>
-          <w:color w:val="FF0000"/>
+          <w:color w:val="000000" w:themeColor="text1"/>
           <w:sz w:val="16"/>
           <w:szCs w:val="16"/>
         </w:rPr>
@@ -3620,7 +3873,7 @@
       </w:r>
       <w:r>
         <w:rPr>
-          <w:color w:val="FF0000"/>
+          <w:color w:val="000000" w:themeColor="text1"/>
           <w:sz w:val="16"/>
           <w:szCs w:val="16"/>
         </w:rPr>
@@ -3629,7 +3882,7 @@
       <w:r>
         <w:rPr>
           <w:rStyle w:val="Strong"/>
-          <w:color w:val="FF0000"/>
+          <w:color w:val="000000" w:themeColor="text1"/>
           <w:sz w:val="16"/>
           <w:szCs w:val="16"/>
         </w:rPr>
@@ -3637,7 +3890,7 @@
       </w:r>
       <w:r>
         <w:rPr>
-          <w:color w:val="FF0000"/>
+          <w:color w:val="000000" w:themeColor="text1"/>
           <w:sz w:val="16"/>
           <w:szCs w:val="16"/>
         </w:rPr>
@@ -3646,7 +3899,7 @@
       <w:r>
         <w:rPr>
           <w:rStyle w:val="HTMLCode"/>
-          <w:color w:val="FF0000"/>
+          <w:color w:val="000000" w:themeColor="text1"/>
           <w:sz w:val="16"/>
           <w:szCs w:val="16"/>
         </w:rPr>
@@ -3657,7 +3910,7 @@
         <w:rPr>
           <w:rStyle w:val="HTMLCode"/>
           <w:b/>
-          <w:color w:val="FF0000"/>
+          <w:color w:val="000000" w:themeColor="text1"/>
           <w:sz w:val="16"/>
           <w:szCs w:val="16"/>
         </w:rPr>
@@ -3675,7 +3928,7 @@
         <w:rPr>
           <w:rStyle w:val="HTMLCode"/>
           <w:rFonts w:ascii="Times New Roman" w:hAnsi="Times New Roman" w:cs="Times New Roman"/>
-          <w:color w:val="FF0000"/>
+          <w:color w:val="000000" w:themeColor="text1"/>
           <w:sz w:val="16"/>
           <w:szCs w:val="16"/>
         </w:rPr>
@@ -3683,7 +3936,7 @@
       <w:r>
         <w:rPr>
           <w:rStyle w:val="Strong"/>
-          <w:color w:val="FF0000"/>
+          <w:color w:val="000000" w:themeColor="text1"/>
           <w:sz w:val="16"/>
           <w:szCs w:val="16"/>
         </w:rPr>
@@ -3692,7 +3945,7 @@
       <w:r>
         <w:rPr>
           <w:rStyle w:val="HTMLCode"/>
-          <w:color w:val="FF0000"/>
+          <w:color w:val="000000" w:themeColor="text1"/>
           <w:sz w:val="16"/>
           <w:szCs w:val="16"/>
         </w:rPr>
@@ -3701,7 +3954,7 @@
       <w:r>
         <w:rPr>
           <w:rStyle w:val="HTMLCode"/>
-          <w:color w:val="FF0000"/>
+          <w:color w:val="000000" w:themeColor="text1"/>
           <w:sz w:val="16"/>
           <w:szCs w:val="16"/>
         </w:rPr>
@@ -3709,7 +3962,7 @@
       </w:r>
       <w:r>
         <w:rPr>
-          <w:color w:val="FF0000"/>
+          <w:color w:val="000000" w:themeColor="text1"/>
           <w:sz w:val="16"/>
           <w:szCs w:val="16"/>
         </w:rPr>
@@ -3718,7 +3971,7 @@
       <w:r>
         <w:rPr>
           <w:rStyle w:val="Strong"/>
-          <w:color w:val="FF0000"/>
+          <w:color w:val="000000" w:themeColor="text1"/>
           <w:sz w:val="16"/>
           <w:szCs w:val="16"/>
         </w:rPr>
@@ -3726,7 +3979,7 @@
       </w:r>
       <w:r>
         <w:rPr>
-          <w:color w:val="FF0000"/>
+          <w:color w:val="000000" w:themeColor="text1"/>
           <w:sz w:val="16"/>
           <w:szCs w:val="16"/>
         </w:rPr>
@@ -3735,7 +3988,7 @@
       <w:r>
         <w:rPr>
           <w:rStyle w:val="HTMLCode"/>
-          <w:color w:val="FF0000"/>
+          <w:color w:val="000000" w:themeColor="text1"/>
           <w:sz w:val="16"/>
           <w:szCs w:val="16"/>
         </w:rPr>
@@ -3746,7 +3999,7 @@
         <w:rPr>
           <w:rStyle w:val="HTMLCode"/>
           <w:b/>
-          <w:color w:val="FF0000"/>
+          <w:color w:val="000000" w:themeColor="text1"/>
           <w:sz w:val="16"/>
           <w:szCs w:val="16"/>
         </w:rPr>
@@ -3787,7 +4040,7 @@
         <w:rPr>
           <w:rStyle w:val="HTMLCode"/>
           <w:rFonts w:ascii="Times New Roman" w:hAnsi="Times New Roman" w:cs="Times New Roman"/>
-          <w:color w:val="FF0000"/>
+          <w:color w:val="000000" w:themeColor="text1"/>
           <w:sz w:val="16"/>
           <w:szCs w:val="16"/>
         </w:rPr>
@@ -3795,7 +4048,7 @@
       <w:r>
         <w:rPr>
           <w:rStyle w:val="Strong"/>
-          <w:color w:val="FF0000"/>
+          <w:color w:val="000000" w:themeColor="text1"/>
           <w:sz w:val="16"/>
           <w:szCs w:val="16"/>
         </w:rPr>
@@ -3804,7 +4057,7 @@
       <w:r>
         <w:rPr>
           <w:rStyle w:val="HTMLCode"/>
-          <w:color w:val="FF0000"/>
+          <w:color w:val="000000" w:themeColor="text1"/>
           <w:sz w:val="16"/>
           <w:szCs w:val="16"/>
         </w:rPr>
@@ -3813,7 +4066,7 @@
       <w:r>
         <w:rPr>
           <w:rStyle w:val="HTMLCode"/>
-          <w:color w:val="FF0000"/>
+          <w:color w:val="000000" w:themeColor="text1"/>
           <w:sz w:val="16"/>
           <w:szCs w:val="16"/>
         </w:rPr>
@@ -3822,7 +4075,7 @@
       <w:r>
         <w:rPr>
           <w:rStyle w:val="HTMLCode"/>
-          <w:color w:val="FF0000"/>
+          <w:color w:val="000000" w:themeColor="text1"/>
           <w:sz w:val="16"/>
           <w:szCs w:val="16"/>
         </w:rPr>
@@ -3830,7 +4083,7 @@
       </w:r>
       <w:r>
         <w:rPr>
-          <w:color w:val="FF0000"/>
+          <w:color w:val="000000" w:themeColor="text1"/>
           <w:sz w:val="16"/>
           <w:szCs w:val="16"/>
         </w:rPr>
@@ -3839,7 +4092,7 @@
       <w:r>
         <w:rPr>
           <w:rStyle w:val="Strong"/>
-          <w:color w:val="FF0000"/>
+          <w:color w:val="000000" w:themeColor="text1"/>
           <w:sz w:val="16"/>
           <w:szCs w:val="16"/>
         </w:rPr>
@@ -3847,7 +4100,7 @@
       </w:r>
       <w:r>
         <w:rPr>
-          <w:color w:val="FF0000"/>
+          <w:color w:val="000000" w:themeColor="text1"/>
           <w:sz w:val="16"/>
           <w:szCs w:val="16"/>
         </w:rPr>
@@ -3856,7 +4109,7 @@
       <w:r>
         <w:rPr>
           <w:rStyle w:val="HTMLCode"/>
-          <w:color w:val="FF0000"/>
+          <w:color w:val="000000" w:themeColor="text1"/>
           <w:sz w:val="16"/>
           <w:szCs w:val="16"/>
         </w:rPr>
@@ -3867,7 +4120,7 @@
         <w:rPr>
           <w:rStyle w:val="HTMLCode"/>
           <w:b/>
-          <w:color w:val="FF0000"/>
+          <w:color w:val="000000" w:themeColor="text1"/>
           <w:sz w:val="16"/>
           <w:szCs w:val="16"/>
         </w:rPr>
@@ -4722,6 +4975,7 @@
           <w:sz w:val="16"/>
           <w:szCs w:val="16"/>
         </w:rPr>
+        <w:lastRenderedPageBreak/>
         <w:t>amount</w:t>
       </w:r>
       <w:r>
@@ -4770,7 +5024,15 @@
           <w:sz w:val="16"/>
           <w:szCs w:val="16"/>
         </w:rPr>
-        <w:t>pending_approval</w:t>
+        <w:t>pendin</w:t>
+      </w:r>
+      <w:r>
+        <w:rPr>
+          <w:rFonts w:ascii="Times New Roman" w:eastAsia="Times New Roman" w:hAnsi="Times New Roman" w:cs="Times New Roman"/>
+          <w:sz w:val="16"/>
+          <w:szCs w:val="16"/>
+        </w:rPr>
+        <w:t>g_approval</w:t>
       </w:r>
       <w:proofErr w:type="spellEnd"/>
       <w:r>
@@ -4779,7 +5041,15 @@
           <w:sz w:val="16"/>
           <w:szCs w:val="16"/>
         </w:rPr>
-        <w:t xml:space="preserve">, approved, rejected, </w:t>
+        <w:t>, approved, rejected,</w:t>
+      </w:r>
+      <w:r>
+        <w:rPr>
+          <w:rFonts w:ascii="Times New Roman" w:eastAsia="Times New Roman" w:hAnsi="Times New Roman" w:cs="Times New Roman"/>
+          <w:sz w:val="16"/>
+          <w:szCs w:val="16"/>
+        </w:rPr>
+        <w:t xml:space="preserve"> </w:t>
       </w:r>
       <w:proofErr w:type="spellStart"/>
       <w:r>
@@ -4788,15 +5058,7 @@
           <w:sz w:val="16"/>
           <w:szCs w:val="16"/>
         </w:rPr>
-        <w:t>n</w:t>
-      </w:r>
-      <w:r>
-        <w:rPr>
-          <w:rFonts w:ascii="Times New Roman" w:eastAsia="Times New Roman" w:hAnsi="Times New Roman" w:cs="Times New Roman"/>
-          <w:sz w:val="16"/>
-          <w:szCs w:val="16"/>
-        </w:rPr>
-        <w:t>ot_Funded</w:t>
+        <w:t>partialy_funded</w:t>
       </w:r>
       <w:proofErr w:type="spellEnd"/>
       <w:r>
@@ -4814,7 +5076,15 @@
           <w:sz w:val="16"/>
           <w:szCs w:val="16"/>
         </w:rPr>
-        <w:t>partialy_funded</w:t>
+        <w:t>fully_f</w:t>
+      </w:r>
+      <w:r>
+        <w:rPr>
+          <w:rFonts w:ascii="Times New Roman" w:eastAsia="Times New Roman" w:hAnsi="Times New Roman" w:cs="Times New Roman"/>
+          <w:sz w:val="16"/>
+          <w:szCs w:val="16"/>
+        </w:rPr>
+        <w:t>unded</w:t>
       </w:r>
       <w:proofErr w:type="spellEnd"/>
       <w:r>
@@ -4823,114 +5093,85 @@
           <w:sz w:val="16"/>
           <w:szCs w:val="16"/>
         </w:rPr>
-        <w:t xml:space="preserve">, </w:t>
-      </w:r>
+        <w:t>, active</w:t>
+      </w:r>
+      <w:r>
+        <w:rPr>
+          <w:rFonts w:ascii="Times New Roman" w:eastAsia="Times New Roman" w:hAnsi="Times New Roman" w:cs="Times New Roman"/>
+          <w:sz w:val="16"/>
+          <w:szCs w:val="16"/>
+        </w:rPr>
+        <w:t>, e</w:t>
+      </w:r>
+      <w:r>
+        <w:rPr>
+          <w:rFonts w:ascii="Times New Roman" w:eastAsia="Times New Roman" w:hAnsi="Times New Roman" w:cs="Times New Roman"/>
+          <w:sz w:val="16"/>
+          <w:szCs w:val="16"/>
+        </w:rPr>
+        <w:t>xpired</w:t>
+      </w:r>
+      <w:r>
+        <w:rPr>
+          <w:rFonts w:ascii="Times New Roman" w:eastAsia="Times New Roman" w:hAnsi="Times New Roman" w:cs="Times New Roman"/>
+          <w:sz w:val="16"/>
+          <w:szCs w:val="16"/>
+        </w:rPr>
+        <w:t xml:space="preserve"> </w:t>
+      </w:r>
+      <w:r>
+        <w:rPr>
+          <w:rFonts w:ascii="Times New Roman" w:eastAsia="Times New Roman" w:hAnsi="Times New Roman" w:cs="Times New Roman"/>
+          <w:sz w:val="16"/>
+          <w:szCs w:val="16"/>
+        </w:rPr>
+        <w:t>)</w:t>
+      </w:r>
+    </w:p>
+    <w:p>
+      <w:pPr>
+        <w:numPr>
+          <w:ilvl w:val="0"/>
+          <w:numId w:val="14"/>
+        </w:numPr>
+        <w:spacing w:before="100" w:beforeAutospacing="1" w:after="100" w:afterAutospacing="1" w:line="240" w:lineRule="auto"/>
+        <w:rPr>
+          <w:rFonts w:ascii="Times New Roman" w:eastAsia="Times New Roman" w:hAnsi="Times New Roman" w:cs="Times New Roman"/>
+          <w:sz w:val="16"/>
+          <w:szCs w:val="16"/>
+        </w:rPr>
+      </w:pPr>
       <w:proofErr w:type="spellStart"/>
       <w:r>
         <w:rPr>
-          <w:rFonts w:ascii="Times New Roman" w:eastAsia="Times New Roman" w:hAnsi="Times New Roman" w:cs="Times New Roman"/>
-          <w:sz w:val="16"/>
-          <w:szCs w:val="16"/>
-        </w:rPr>
-        <w:t>fully_f</w:t>
-      </w:r>
-      <w:r>
-        <w:rPr>
-          <w:rFonts w:ascii="Times New Roman" w:eastAsia="Times New Roman" w:hAnsi="Times New Roman" w:cs="Times New Roman"/>
-          <w:sz w:val="16"/>
-          <w:szCs w:val="16"/>
-        </w:rPr>
-        <w:t>unded</w:t>
+          <w:rFonts w:ascii="Courier New" w:eastAsia="Times New Roman" w:hAnsi="Courier New" w:cs="Courier New"/>
+          <w:sz w:val="16"/>
+          <w:szCs w:val="16"/>
+        </w:rPr>
+        <w:t>request_date</w:t>
       </w:r>
       <w:proofErr w:type="spellEnd"/>
-      <w:r>
-        <w:rPr>
-          <w:rFonts w:ascii="Times New Roman" w:eastAsia="Times New Roman" w:hAnsi="Times New Roman" w:cs="Times New Roman"/>
-          <w:sz w:val="16"/>
-          <w:szCs w:val="16"/>
-        </w:rPr>
-        <w:t>, disbursed, e</w:t>
-      </w:r>
-      <w:r>
-        <w:rPr>
-          <w:rFonts w:ascii="Times New Roman" w:eastAsia="Times New Roman" w:hAnsi="Times New Roman" w:cs="Times New Roman"/>
-          <w:sz w:val="16"/>
-          <w:szCs w:val="16"/>
-        </w:rPr>
-        <w:t>xpired</w:t>
-      </w:r>
-      <w:r>
-        <w:rPr>
-          <w:rFonts w:ascii="Times New Roman" w:eastAsia="Times New Roman" w:hAnsi="Times New Roman" w:cs="Times New Roman"/>
-          <w:sz w:val="16"/>
-          <w:szCs w:val="16"/>
-        </w:rPr>
-        <w:t xml:space="preserve"> </w:t>
-      </w:r>
+    </w:p>
+    <w:p>
+      <w:pPr>
+        <w:numPr>
+          <w:ilvl w:val="0"/>
+          <w:numId w:val="14"/>
+        </w:numPr>
+        <w:spacing w:before="100" w:beforeAutospacing="1" w:after="100" w:afterAutospacing="1" w:line="240" w:lineRule="auto"/>
+        <w:rPr>
+          <w:rFonts w:ascii="Times New Roman" w:eastAsia="Times New Roman" w:hAnsi="Times New Roman" w:cs="Times New Roman"/>
+          <w:sz w:val="16"/>
+          <w:szCs w:val="16"/>
+        </w:rPr>
+      </w:pPr>
       <w:proofErr w:type="spellStart"/>
       <w:r>
         <w:rPr>
-          <w:rFonts w:ascii="Times New Roman" w:eastAsia="Times New Roman" w:hAnsi="Times New Roman" w:cs="Times New Roman"/>
-          <w:sz w:val="16"/>
-          <w:szCs w:val="16"/>
-        </w:rPr>
-        <w:t>etc</w:t>
-      </w:r>
-      <w:proofErr w:type="spellEnd"/>
-      <w:r>
-        <w:rPr>
-          <w:rFonts w:ascii="Times New Roman" w:eastAsia="Times New Roman" w:hAnsi="Times New Roman" w:cs="Times New Roman"/>
-          <w:sz w:val="16"/>
-          <w:szCs w:val="16"/>
-        </w:rPr>
-        <w:t>)</w:t>
-      </w:r>
-    </w:p>
-    <w:p>
-      <w:pPr>
-        <w:numPr>
-          <w:ilvl w:val="0"/>
-          <w:numId w:val="14"/>
-        </w:numPr>
-        <w:spacing w:before="100" w:beforeAutospacing="1" w:after="100" w:afterAutospacing="1" w:line="240" w:lineRule="auto"/>
-        <w:rPr>
-          <w:rFonts w:ascii="Times New Roman" w:eastAsia="Times New Roman" w:hAnsi="Times New Roman" w:cs="Times New Roman"/>
-          <w:sz w:val="16"/>
-          <w:szCs w:val="16"/>
-        </w:rPr>
-      </w:pPr>
-      <w:proofErr w:type="spellStart"/>
-      <w:r>
-        <w:rPr>
           <w:rFonts w:ascii="Courier New" w:eastAsia="Times New Roman" w:hAnsi="Courier New" w:cs="Courier New"/>
           <w:sz w:val="16"/>
           <w:szCs w:val="16"/>
         </w:rPr>
-        <w:t>request_date</w:t>
-      </w:r>
-      <w:proofErr w:type="spellEnd"/>
-    </w:p>
-    <w:p>
-      <w:pPr>
-        <w:numPr>
-          <w:ilvl w:val="0"/>
-          <w:numId w:val="14"/>
-        </w:numPr>
-        <w:spacing w:before="100" w:beforeAutospacing="1" w:after="100" w:afterAutospacing="1" w:line="240" w:lineRule="auto"/>
-        <w:rPr>
-          <w:rFonts w:ascii="Times New Roman" w:eastAsia="Times New Roman" w:hAnsi="Times New Roman" w:cs="Times New Roman"/>
-          <w:sz w:val="16"/>
-          <w:szCs w:val="16"/>
-        </w:rPr>
-      </w:pPr>
-      <w:proofErr w:type="spellStart"/>
-      <w:r>
-        <w:rPr>
-          <w:rFonts w:ascii="Courier New" w:eastAsia="Times New Roman" w:hAnsi="Courier New" w:cs="Courier New"/>
-          <w:sz w:val="16"/>
-          <w:szCs w:val="16"/>
-        </w:rPr>
-        <w:lastRenderedPageBreak/>
         <w:t>funding_deadline</w:t>
       </w:r>
       <w:proofErr w:type="spellEnd"/>
@@ -6149,6 +6390,7 @@
           <w:sz w:val="16"/>
           <w:szCs w:val="16"/>
         </w:rPr>
+        <w:lastRenderedPageBreak/>
         <w:t>L</w:t>
       </w:r>
       <w:r>
@@ -6232,7 +6474,6 @@
           <w:sz w:val="16"/>
           <w:szCs w:val="16"/>
         </w:rPr>
-        <w:lastRenderedPageBreak/>
         <w:t>status</w:t>
       </w:r>
       <w:r>
@@ -6748,6 +6989,7 @@
           <w:szCs w:val="16"/>
         </w:rPr>
       </w:pPr>
+      <w:proofErr w:type="gramStart"/>
       <w:r>
         <w:rPr>
           <w:rFonts w:ascii="Times New Roman" w:eastAsia="Times New Roman" w:hAnsi="Times New Roman" w:cs="Times New Roman"/>
@@ -6755,7 +6997,17 @@
           <w:sz w:val="16"/>
           <w:szCs w:val="16"/>
         </w:rPr>
-        <w:t>multistep application</w:t>
+        <w:t>multistep</w:t>
+      </w:r>
+      <w:proofErr w:type="gramEnd"/>
+      <w:r>
+        <w:rPr>
+          <w:rFonts w:ascii="Times New Roman" w:eastAsia="Times New Roman" w:hAnsi="Times New Roman" w:cs="Times New Roman"/>
+          <w:bCs/>
+          <w:sz w:val="16"/>
+          <w:szCs w:val="16"/>
+        </w:rPr>
+        <w:t xml:space="preserve"> application</w:t>
       </w:r>
     </w:p>
     <w:p>
@@ -6809,6 +7061,35 @@
         </w:rPr>
         <w:t>Personal documents upload</w:t>
       </w:r>
+      <w:r>
+        <w:rPr>
+          <w:rFonts w:ascii="Times New Roman" w:eastAsia="Times New Roman" w:hAnsi="Times New Roman" w:cs="Times New Roman"/>
+          <w:bCs/>
+          <w:sz w:val="16"/>
+          <w:szCs w:val="16"/>
+        </w:rPr>
+        <w:t xml:space="preserve"> (</w:t>
+      </w:r>
+      <w:proofErr w:type="spellStart"/>
+      <w:r>
+        <w:rPr>
+          <w:rFonts w:ascii="Times New Roman" w:eastAsia="Times New Roman" w:hAnsi="Times New Roman" w:cs="Times New Roman"/>
+          <w:bCs/>
+          <w:sz w:val="16"/>
+          <w:szCs w:val="16"/>
+        </w:rPr>
+        <w:t>kyc</w:t>
+      </w:r>
+      <w:proofErr w:type="spellEnd"/>
+      <w:r>
+        <w:rPr>
+          <w:rFonts w:ascii="Times New Roman" w:eastAsia="Times New Roman" w:hAnsi="Times New Roman" w:cs="Times New Roman"/>
+          <w:bCs/>
+          <w:sz w:val="16"/>
+          <w:szCs w:val="16"/>
+        </w:rPr>
+        <w:t xml:space="preserve"> verification)</w:t>
+      </w:r>
     </w:p>
     <w:p>
       <w:pPr>
@@ -6829,6 +7110,28 @@
           <w:szCs w:val="16"/>
         </w:rPr>
         <w:t>Admin Dashboard</w:t>
+      </w:r>
+    </w:p>
+    <w:p>
+      <w:pPr>
+        <w:pStyle w:val="ListParagraph"/>
+        <w:spacing w:before="100" w:beforeAutospacing="1" w:after="100" w:afterAutospacing="1" w:line="240" w:lineRule="auto"/>
+        <w:outlineLvl w:val="2"/>
+        <w:rPr>
+          <w:rFonts w:ascii="Times New Roman" w:eastAsia="Times New Roman" w:hAnsi="Times New Roman" w:cs="Times New Roman"/>
+          <w:bCs/>
+          <w:sz w:val="16"/>
+          <w:szCs w:val="16"/>
+        </w:rPr>
+      </w:pPr>
+      <w:r>
+        <w:rPr>
+          <w:rFonts w:ascii="Times New Roman" w:eastAsia="Times New Roman" w:hAnsi="Times New Roman" w:cs="Times New Roman"/>
+          <w:bCs/>
+          <w:sz w:val="16"/>
+          <w:szCs w:val="16"/>
+        </w:rPr>
+        <w:t>General platform overview and statistics</w:t>
       </w:r>
     </w:p>
     <w:p>
